--- a/data-model-explorer-v6/docs/User_Guide.docx
+++ b/data-model-explorer-v6/docs/User_Guide.docx
@@ -45,7 +45,7 @@
         <w:t xml:space="preserve"> </w:t>
       </w:r>
       <w:r>
-        <w:t xml:space="preserve">5.0.3</w:t>
+        <w:t xml:space="preserve">6.0.0</w:t>
       </w:r>
       <w:r>
         <w:t xml:space="preserve"> </w:t>
@@ -57,7 +57,7 @@
         <w:t xml:space="preserve"> </w:t>
       </w:r>
       <w:r>
-        <w:t xml:space="preserve">23</w:t>
+        <w:t xml:space="preserve">27</w:t>
       </w:r>
       <w:r>
         <w:t xml:space="preserve"> </w:t>
@@ -328,7 +328,7 @@
         <w:pStyle w:val="BodyText"/>
       </w:pPr>
       <w:r>
-        <w:t xml:space="preserve">This guide describes version 5.0.0, in the SharePointPCF repository under</w:t>
+        <w:t xml:space="preserve">This guide describes version 6.0, in the SharePointPCF repository under</w:t>
       </w:r>
       <w:r>
         <w:t xml:space="preserve"> </w:t>
@@ -337,45 +337,54 @@
         <w:rPr>
           <w:rStyle w:val="VerbatimChar"/>
         </w:rPr>
+        <w:t xml:space="preserve">data-model-explorer-v6</w:t>
+      </w:r>
+      <w:r>
+        <w:t xml:space="preserve">. Versions 1.9 (</w:t>
+      </w:r>
+      <w:r>
+        <w:rPr>
+          <w:rStyle w:val="VerbatimChar"/>
+        </w:rPr>
+        <w:t xml:space="preserve">data-model-explorer</w:t>
+      </w:r>
+      <w:r>
+        <w:t xml:space="preserve">), 2.0 (</w:t>
+      </w:r>
+      <w:r>
+        <w:rPr>
+          <w:rStyle w:val="VerbatimChar"/>
+        </w:rPr>
+        <w:t xml:space="preserve">data-model-explorer-v2</w:t>
+      </w:r>
+      <w:r>
+        <w:t xml:space="preserve">), 3.0 (</w:t>
+      </w:r>
+      <w:r>
+        <w:rPr>
+          <w:rStyle w:val="VerbatimChar"/>
+        </w:rPr>
+        <w:t xml:space="preserve">data-model-explorer-live</w:t>
+      </w:r>
+      <w:r>
+        <w:t xml:space="preserve">), 4.0 (</w:t>
+      </w:r>
+      <w:r>
+        <w:rPr>
+          <w:rStyle w:val="VerbatimChar"/>
+        </w:rPr>
+        <w:t xml:space="preserve">data-model-explorer-v4</w:t>
+      </w:r>
+      <w:r>
+        <w:t xml:space="preserve">) and 5.0 (</w:t>
+      </w:r>
+      <w:r>
+        <w:rPr>
+          <w:rStyle w:val="VerbatimChar"/>
+        </w:rPr>
         <w:t xml:space="preserve">data-model-explorer-v5</w:t>
       </w:r>
       <w:r>
-        <w:t xml:space="preserve">. Versions 1.9.3 (</w:t>
-      </w:r>
-      <w:r>
-        <w:rPr>
-          <w:rStyle w:val="VerbatimChar"/>
-        </w:rPr>
-        <w:t xml:space="preserve">data-model-explorer</w:t>
-      </w:r>
-      <w:r>
-        <w:t xml:space="preserve">), 2.0 (</w:t>
-      </w:r>
-      <w:r>
-        <w:rPr>
-          <w:rStyle w:val="VerbatimChar"/>
-        </w:rPr>
-        <w:t xml:space="preserve">data-model-explorer-v2</w:t>
-      </w:r>
-      <w:r>
-        <w:t xml:space="preserve">), 3.0 (</w:t>
-      </w:r>
-      <w:r>
-        <w:rPr>
-          <w:rStyle w:val="VerbatimChar"/>
-        </w:rPr>
-        <w:t xml:space="preserve">data-model-explorer-live</w:t>
-      </w:r>
-      <w:r>
-        <w:t xml:space="preserve">) and 4.0 (</w:t>
-      </w:r>
-      <w:r>
-        <w:rPr>
-          <w:rStyle w:val="VerbatimChar"/>
-        </w:rPr>
-        <w:t xml:space="preserve">data-model-explorer-v4</w:t>
-      </w:r>
-      <w:r>
         <w:t xml:space="preserve">) stay as they are, with their own guides.</w:t>
       </w:r>
     </w:p>
@@ -388,7 +397,7 @@
           <w:bCs/>
           <w:b/>
         </w:rPr>
-        <w:t xml:space="preserve">New in 5.0</w:t>
+        <w:t xml:space="preserve">New in 6.0</w:t>
       </w:r>
     </w:p>
     <w:p>
@@ -400,20 +409,125 @@
         <w:pStyle w:val="Compact"/>
       </w:pPr>
       <w:r>
-        <w:t xml:space="preserve">It also runs as an</w:t>
-      </w:r>
-      <w:r>
-        <w:t xml:space="preserve"> </w:t>
-      </w:r>
-      <w:r>
-        <w:rPr>
-          <w:bCs/>
-          <w:b/>
-        </w:rPr>
-        <w:t xml:space="preserve">XrmToolBox tool</w:t>
-      </w:r>
-      <w:r>
-        <w:t xml:space="preserve">, reading the environment XrmToolBox is connected to (Using it in XrmToolBox).</w:t>
+        <w:t xml:space="preserve">In a Dynamics 365 environment the page is</w:t>
+      </w:r>
+      <w:r>
+        <w:t xml:space="preserve"> </w:t>
+      </w:r>
+      <w:r>
+        <w:rPr>
+          <w:bCs/>
+          <w:b/>
+        </w:rPr>
+        <w:t xml:space="preserve">separate web resources</w:t>
+      </w:r>
+      <w:r>
+        <w:t xml:space="preserve">: the page itself, its code (</w:t>
+      </w:r>
+      <w:r>
+        <w:rPr>
+          <w:rStyle w:val="VerbatimChar"/>
+        </w:rPr>
+        <w:t xml:space="preserve">app.js</w:t>
+      </w:r>
+      <w:r>
+        <w:t xml:space="preserve">) and each library. A new version only replaces what changed, and the browser keeps the libraries cached (Using it inside Dynamics 365). Opened as a file, and in XrmToolBox, it is still one file.</w:t>
+      </w:r>
+    </w:p>
+    <w:p>
+      <w:pPr>
+        <w:numPr>
+          <w:ilvl w:val="0"/>
+          <w:numId w:val="1001"/>
+        </w:numPr>
+        <w:pStyle w:val="Compact"/>
+      </w:pPr>
+      <w:r>
+        <w:t xml:space="preserve">If a part did not load, or the parts are from different versions, the page says so in a red bar across the top.</w:t>
+      </w:r>
+    </w:p>
+    <w:p>
+      <w:pPr>
+        <w:numPr>
+          <w:ilvl w:val="0"/>
+          <w:numId w:val="1001"/>
+        </w:numPr>
+        <w:pStyle w:val="Compact"/>
+      </w:pPr>
+      <w:r>
+        <w:rPr>
+          <w:bCs/>
+          <w:b/>
+        </w:rPr>
+        <w:t xml:space="preserve">Save</w:t>
+      </w:r>
+      <w:r>
+        <w:t xml:space="preserve"> </w:t>
+      </w:r>
+      <w:r>
+        <w:t xml:space="preserve">and</w:t>
+      </w:r>
+      <w:r>
+        <w:t xml:space="preserve"> </w:t>
+      </w:r>
+      <w:r>
+        <w:rPr>
+          <w:bCs/>
+          <w:b/>
+        </w:rPr>
+        <w:t xml:space="preserve">Save as…</w:t>
+      </w:r>
+      <w:r>
+        <w:t xml:space="preserve"> </w:t>
+      </w:r>
+      <w:r>
+        <w:t xml:space="preserve">(</w:t>
+      </w:r>
+      <w:r>
+        <w:rPr>
+          <w:rStyle w:val="VerbatimChar"/>
+        </w:rPr>
+        <w:t xml:space="preserve">Ctrl</w:t>
+      </w:r>
+      <w:r>
+        <w:t xml:space="preserve">+</w:t>
+      </w:r>
+      <w:r>
+        <w:rPr>
+          <w:rStyle w:val="VerbatimChar"/>
+        </w:rPr>
+        <w:t xml:space="preserve">S</w:t>
+      </w:r>
+      <w:r>
+        <w:t xml:space="preserve"> </w:t>
+      </w:r>
+      <w:r>
+        <w:t xml:space="preserve">saves). Save writes your edits into your workbook, asking where only the first time; the other workbook exports are under</w:t>
+      </w:r>
+      <w:r>
+        <w:t xml:space="preserve"> </w:t>
+      </w:r>
+      <w:r>
+        <w:rPr>
+          <w:bCs/>
+          <w:b/>
+        </w:rPr>
+        <w:t xml:space="preserve">Other formats</w:t>
+      </w:r>
+      <w:r>
+        <w:t xml:space="preserve">.</w:t>
+      </w:r>
+    </w:p>
+    <w:p>
+      <w:pPr>
+        <w:numPr>
+          <w:ilvl w:val="0"/>
+          <w:numId w:val="1001"/>
+        </w:numPr>
+        <w:pStyle w:val="Compact"/>
+      </w:pPr>
+      <w:r>
+        <w:t xml:space="preserve">In XrmToolBox, saving asks nothing more (the browser’s permission box is answered by the tool).</w:t>
       </w:r>
     </w:p>
     <w:p>
@@ -425,7 +539,7 @@
           <w:bCs/>
           <w:b/>
         </w:rPr>
-        <w:t xml:space="preserve">New in 4.0</w:t>
+        <w:t xml:space="preserve">New in 5.0</w:t>
       </w:r>
     </w:p>
     <w:p>
@@ -437,149 +551,20 @@
         <w:pStyle w:val="Compact"/>
       </w:pPr>
       <w:r>
-        <w:t xml:space="preserve">A tidier ERD panel: tables first, display settings folded under</w:t>
-      </w:r>
-      <w:r>
-        <w:t xml:space="preserve"> </w:t>
-      </w:r>
-      <w:r>
-        <w:rPr>
-          <w:bCs/>
-          <w:b/>
-        </w:rPr>
-        <w:t xml:space="preserve">Layout and options</w:t>
-      </w:r>
-      <w:r>
-        <w:t xml:space="preserve">, and the exports in one</w:t>
-      </w:r>
-      <w:r>
-        <w:t xml:space="preserve"> </w:t>
-      </w:r>
-      <w:r>
-        <w:rPr>
-          <w:bCs/>
-          <w:b/>
-        </w:rPr>
-        <w:t xml:space="preserve">Export ▾</w:t>
-      </w:r>
-      <w:r>
-        <w:t xml:space="preserve"> </w:t>
-      </w:r>
-      <w:r>
-        <w:t xml:space="preserve">menu (The ERD).</w:t>
-      </w:r>
-    </w:p>
-    <w:p>
-      <w:pPr>
-        <w:numPr>
-          <w:ilvl w:val="0"/>
-          <w:numId w:val="1002"/>
-        </w:numPr>
-        <w:pStyle w:val="Compact"/>
-      </w:pPr>
-      <w:r>
-        <w:t xml:space="preserve">A simpler header, in the order you work: the workbook, your changes,</w:t>
-      </w:r>
-      <w:r>
-        <w:t xml:space="preserve"> </w:t>
-      </w:r>
-      <w:r>
-        <w:rPr>
-          <w:bCs/>
-          <w:b/>
-        </w:rPr>
-        <w:t xml:space="preserve">Check</w:t>
-      </w:r>
-      <w:r>
-        <w:t xml:space="preserve">,</w:t>
-      </w:r>
-      <w:r>
-        <w:t xml:space="preserve"> </w:t>
-      </w:r>
-      <w:r>
-        <w:rPr>
-          <w:bCs/>
-          <w:b/>
-        </w:rPr>
-        <w:t xml:space="preserve">Save &amp; share</w:t>
-      </w:r>
-      <w:r>
-        <w:t xml:space="preserve"> </w:t>
-      </w:r>
-      <w:r>
-        <w:t xml:space="preserve">and</w:t>
-      </w:r>
-      <w:r>
-        <w:t xml:space="preserve"> </w:t>
-      </w:r>
-      <w:r>
-        <w:rPr>
-          <w:bCs/>
-          <w:b/>
-        </w:rPr>
-        <w:t xml:space="preserve">Build solution</w:t>
-      </w:r>
-      <w:r>
-        <w:t xml:space="preserve"> </w:t>
-      </w:r>
-      <w:r>
-        <w:t xml:space="preserve">(The header).</w:t>
-      </w:r>
-    </w:p>
-    <w:p>
-      <w:pPr>
-        <w:numPr>
-          <w:ilvl w:val="0"/>
-          <w:numId w:val="1002"/>
-        </w:numPr>
-        <w:pStyle w:val="Compact"/>
-      </w:pPr>
-      <w:r>
-        <w:t xml:space="preserve">Read-only copies can download the workbook as an Excel file, formatting and edits included (Sharing a read-only copy).</w:t>
-      </w:r>
-    </w:p>
-    <w:p>
-      <w:pPr>
-        <w:numPr>
-          <w:ilvl w:val="0"/>
-          <w:numId w:val="1002"/>
-        </w:numPr>
-        <w:pStyle w:val="Compact"/>
-      </w:pPr>
-      <w:r>
-        <w:t xml:space="preserve">An empty page offers</w:t>
-      </w:r>
-      <w:r>
-        <w:t xml:space="preserve"> </w:t>
-      </w:r>
-      <w:r>
-        <w:rPr>
-          <w:bCs/>
-          <w:b/>
-        </w:rPr>
-        <w:t xml:space="preserve">Open workbook…</w:t>
-      </w:r>
-      <w:r>
-        <w:t xml:space="preserve"> </w:t>
-      </w:r>
-      <w:r>
-        <w:t xml:space="preserve">and</w:t>
-      </w:r>
-      <w:r>
-        <w:t xml:space="preserve"> </w:t>
-      </w:r>
-      <w:r>
-        <w:rPr>
-          <w:bCs/>
-          <w:b/>
-        </w:rPr>
-        <w:t xml:space="preserve">Download blank template</w:t>
-      </w:r>
-      <w:r>
-        <w:t xml:space="preserve"> </w:t>
-      </w:r>
-      <w:r>
-        <w:t xml:space="preserve">side by side.</w:t>
+        <w:t xml:space="preserve">It also runs as an</w:t>
+      </w:r>
+      <w:r>
+        <w:t xml:space="preserve"> </w:t>
+      </w:r>
+      <w:r>
+        <w:rPr>
+          <w:bCs/>
+          <w:b/>
+        </w:rPr>
+        <w:t xml:space="preserve">XrmToolBox tool</w:t>
+      </w:r>
+      <w:r>
+        <w:t xml:space="preserve">, reading the environment XrmToolBox is connected to (Using it in XrmToolBox).</w:t>
       </w:r>
     </w:p>
     <w:p>
@@ -591,7 +576,7 @@
           <w:bCs/>
           <w:b/>
         </w:rPr>
-        <w:t xml:space="preserve">New in 3.0</w:t>
+        <w:t xml:space="preserve">New in 4.0</w:t>
       </w:r>
     </w:p>
     <w:p>
@@ -603,7 +588,36 @@
         <w:pStyle w:val="Compact"/>
       </w:pPr>
       <w:r>
-        <w:t xml:space="preserve">The page can run inside a Dynamics 365 environment as a web resource and read the tables directly (Using it inside Dynamics 365).</w:t>
+        <w:t xml:space="preserve">A tidier ERD panel: tables first, display settings folded under</w:t>
+      </w:r>
+      <w:r>
+        <w:t xml:space="preserve"> </w:t>
+      </w:r>
+      <w:r>
+        <w:rPr>
+          <w:bCs/>
+          <w:b/>
+        </w:rPr>
+        <w:t xml:space="preserve">Layout and options</w:t>
+      </w:r>
+      <w:r>
+        <w:t xml:space="preserve">, and the exports in one</w:t>
+      </w:r>
+      <w:r>
+        <w:t xml:space="preserve"> </w:t>
+      </w:r>
+      <w:r>
+        <w:rPr>
+          <w:bCs/>
+          <w:b/>
+        </w:rPr>
+        <w:t xml:space="preserve">Export ▾</w:t>
+      </w:r>
+      <w:r>
+        <w:t xml:space="preserve"> </w:t>
+      </w:r>
+      <w:r>
+        <w:t xml:space="preserve">menu (The ERD).</w:t>
       </w:r>
     </w:p>
     <w:p>
@@ -615,17 +629,52 @@
         <w:pStyle w:val="Compact"/>
       </w:pPr>
       <w:r>
-        <w:rPr>
-          <w:bCs/>
-          <w:b/>
-        </w:rPr>
-        <w:t xml:space="preserve">Load a solution as the data model:</w:t>
-      </w:r>
-      <w:r>
-        <w:t xml:space="preserve"> </w:t>
-      </w:r>
-      <w:r>
-        <w:t xml:space="preserve">the model comes from what is really in the environment.</w:t>
+        <w:t xml:space="preserve">A simpler header, in the order you work: the workbook, your changes,</w:t>
+      </w:r>
+      <w:r>
+        <w:t xml:space="preserve"> </w:t>
+      </w:r>
+      <w:r>
+        <w:rPr>
+          <w:bCs/>
+          <w:b/>
+        </w:rPr>
+        <w:t xml:space="preserve">Check</w:t>
+      </w:r>
+      <w:r>
+        <w:t xml:space="preserve">,</w:t>
+      </w:r>
+      <w:r>
+        <w:t xml:space="preserve"> </w:t>
+      </w:r>
+      <w:r>
+        <w:rPr>
+          <w:bCs/>
+          <w:b/>
+        </w:rPr>
+        <w:t xml:space="preserve">Save &amp; share</w:t>
+      </w:r>
+      <w:r>
+        <w:t xml:space="preserve"> </w:t>
+      </w:r>
+      <w:r>
+        <w:t xml:space="preserve">and</w:t>
+      </w:r>
+      <w:r>
+        <w:t xml:space="preserve"> </w:t>
+      </w:r>
+      <w:r>
+        <w:rPr>
+          <w:bCs/>
+          <w:b/>
+        </w:rPr>
+        <w:t xml:space="preserve">Build solution</w:t>
+      </w:r>
+      <w:r>
+        <w:t xml:space="preserve"> </w:t>
+      </w:r>
+      <w:r>
+        <w:t xml:space="preserve">(The header).</w:t>
       </w:r>
     </w:p>
     <w:p>
@@ -637,17 +686,7 @@
         <w:pStyle w:val="Compact"/>
       </w:pPr>
       <w:r>
-        <w:rPr>
-          <w:bCs/>
-          <w:b/>
-        </w:rPr>
-        <w:t xml:space="preserve">Check the workbook against the environment</w:t>
-      </w:r>
-      <w:r>
-        <w:t xml:space="preserve"> </w:t>
-      </w:r>
-      <w:r>
-        <w:t xml:space="preserve">in one click: undocumented tables, fields and N:N, fields not built yet, and differences.</w:t>
+        <w:t xml:space="preserve">Read-only copies can download the workbook as an Excel file, formatting and edits included (Sharing a read-only copy).</w:t>
       </w:r>
     </w:p>
     <w:p>
@@ -659,29 +698,39 @@
         <w:pStyle w:val="Compact"/>
       </w:pPr>
       <w:r>
-        <w:rPr>
-          <w:bCs/>
-          <w:b/>
-        </w:rPr>
-        <w:t xml:space="preserve">Managed environments:</w:t>
-      </w:r>
-      <w:r>
-        <w:t xml:space="preserve"> </w:t>
-      </w:r>
-      <w:r>
-        <w:t xml:space="preserve">find anything created or changed directly in test or production (unmanaged).</w:t>
-      </w:r>
-    </w:p>
-    <w:p>
-      <w:pPr>
-        <w:numPr>
-          <w:ilvl w:val="0"/>
-          <w:numId w:val="1003"/>
-        </w:numPr>
-        <w:pStyle w:val="Compact"/>
-      </w:pPr>
-      <w:r>
-        <w:t xml:space="preserve">Opened as a file, it is the same page as 2.0.</w:t>
+        <w:t xml:space="preserve">An empty page offers</w:t>
+      </w:r>
+      <w:r>
+        <w:t xml:space="preserve"> </w:t>
+      </w:r>
+      <w:r>
+        <w:rPr>
+          <w:bCs/>
+          <w:b/>
+        </w:rPr>
+        <w:t xml:space="preserve">Open workbook…</w:t>
+      </w:r>
+      <w:r>
+        <w:t xml:space="preserve"> </w:t>
+      </w:r>
+      <w:r>
+        <w:t xml:space="preserve">and</w:t>
+      </w:r>
+      <w:r>
+        <w:t xml:space="preserve"> </w:t>
+      </w:r>
+      <w:r>
+        <w:rPr>
+          <w:bCs/>
+          <w:b/>
+        </w:rPr>
+        <w:t xml:space="preserve">Download blank template</w:t>
+      </w:r>
+      <w:r>
+        <w:t xml:space="preserve"> </w:t>
+      </w:r>
+      <w:r>
+        <w:t xml:space="preserve">side by side.</w:t>
       </w:r>
     </w:p>
     <w:p>
@@ -693,7 +742,7 @@
           <w:bCs/>
           <w:b/>
         </w:rPr>
-        <w:t xml:space="preserve">New in 2.0</w:t>
+        <w:t xml:space="preserve">New in 3.0</w:t>
       </w:r>
     </w:p>
     <w:p>
@@ -705,7 +754,7 @@
         <w:pStyle w:val="Compact"/>
       </w:pPr>
       <w:r>
-        <w:t xml:space="preserve">The ERD is much faster: 300 tables and 900 relationships draw in about 2.5 seconds (78 seconds in 1.9.3), and dragging and hovering stay quick on big diagrams.</w:t>
+        <w:t xml:space="preserve">The page can run inside a Dynamics 365 environment as a web resource and read the tables directly (Using it inside Dynamics 365).</w:t>
       </w:r>
     </w:p>
     <w:p>
@@ -717,7 +766,17 @@
         <w:pStyle w:val="Compact"/>
       </w:pPr>
       <w:r>
-        <w:t xml:space="preserve">Every lookup and N:N row in a diagram’s table box has an eye, to hide or show that relationship (The ERD).</w:t>
+        <w:rPr>
+          <w:bCs/>
+          <w:b/>
+        </w:rPr>
+        <w:t xml:space="preserve">Load a solution as the data model:</w:t>
+      </w:r>
+      <w:r>
+        <w:t xml:space="preserve"> </w:t>
+      </w:r>
+      <w:r>
+        <w:t xml:space="preserve">the model comes from what is really in the environment.</w:t>
       </w:r>
     </w:p>
     <w:p>
@@ -733,13 +792,13 @@
           <w:bCs/>
           <w:b/>
         </w:rPr>
-        <w:t xml:space="preserve">Direction</w:t>
-      </w:r>
-      <w:r>
-        <w:t xml:space="preserve"> </w:t>
-      </w:r>
-      <w:r>
-        <w:t xml:space="preserve">now shapes the layout (The ERD).</w:t>
+        <w:t xml:space="preserve">Check the workbook against the environment</w:t>
+      </w:r>
+      <w:r>
+        <w:t xml:space="preserve"> </w:t>
+      </w:r>
+      <w:r>
+        <w:t xml:space="preserve">in one click: undocumented tables, fields and N:N, fields not built yet, and differences.</w:t>
       </w:r>
     </w:p>
     <w:p>
@@ -755,13 +814,13 @@
           <w:bCs/>
           <w:b/>
         </w:rPr>
-        <w:t xml:space="preserve">Save &amp; share → Read-only copy (.html)…</w:t>
-      </w:r>
-      <w:r>
-        <w:t xml:space="preserve"> </w:t>
-      </w:r>
-      <w:r>
-        <w:t xml:space="preserve">makes a copy for a client or support team (Sharing a read-only copy).</w:t>
+        <w:t xml:space="preserve">Managed environments:</w:t>
+      </w:r>
+      <w:r>
+        <w:t xml:space="preserve"> </w:t>
+      </w:r>
+      <w:r>
+        <w:t xml:space="preserve">find anything created or changed directly in test or production (unmanaged).</w:t>
       </w:r>
     </w:p>
     <w:p>
@@ -769,6 +828,98 @@
         <w:numPr>
           <w:ilvl w:val="0"/>
           <w:numId w:val="1004"/>
+        </w:numPr>
+        <w:pStyle w:val="Compact"/>
+      </w:pPr>
+      <w:r>
+        <w:t xml:space="preserve">Opened as a file, it is the same page as 2.0.</w:t>
+      </w:r>
+    </w:p>
+    <w:p>
+      <w:pPr>
+        <w:pStyle w:val="FirstParagraph"/>
+      </w:pPr>
+      <w:r>
+        <w:rPr>
+          <w:bCs/>
+          <w:b/>
+        </w:rPr>
+        <w:t xml:space="preserve">New in 2.0</w:t>
+      </w:r>
+    </w:p>
+    <w:p>
+      <w:pPr>
+        <w:numPr>
+          <w:ilvl w:val="0"/>
+          <w:numId w:val="1005"/>
+        </w:numPr>
+        <w:pStyle w:val="Compact"/>
+      </w:pPr>
+      <w:r>
+        <w:t xml:space="preserve">The ERD is much faster: 300 tables and 900 relationships draw in about 2.5 seconds (78 seconds in 1.9.3), and dragging and hovering stay quick on big diagrams.</w:t>
+      </w:r>
+    </w:p>
+    <w:p>
+      <w:pPr>
+        <w:numPr>
+          <w:ilvl w:val="0"/>
+          <w:numId w:val="1005"/>
+        </w:numPr>
+        <w:pStyle w:val="Compact"/>
+      </w:pPr>
+      <w:r>
+        <w:t xml:space="preserve">Every lookup and N:N row in a diagram’s table box has an eye, to hide or show that relationship (The ERD).</w:t>
+      </w:r>
+    </w:p>
+    <w:p>
+      <w:pPr>
+        <w:numPr>
+          <w:ilvl w:val="0"/>
+          <w:numId w:val="1005"/>
+        </w:numPr>
+        <w:pStyle w:val="Compact"/>
+      </w:pPr>
+      <w:r>
+        <w:rPr>
+          <w:bCs/>
+          <w:b/>
+        </w:rPr>
+        <w:t xml:space="preserve">Direction</w:t>
+      </w:r>
+      <w:r>
+        <w:t xml:space="preserve"> </w:t>
+      </w:r>
+      <w:r>
+        <w:t xml:space="preserve">now shapes the layout (The ERD).</w:t>
+      </w:r>
+    </w:p>
+    <w:p>
+      <w:pPr>
+        <w:numPr>
+          <w:ilvl w:val="0"/>
+          <w:numId w:val="1005"/>
+        </w:numPr>
+        <w:pStyle w:val="Compact"/>
+      </w:pPr>
+      <w:r>
+        <w:rPr>
+          <w:bCs/>
+          <w:b/>
+        </w:rPr>
+        <w:t xml:space="preserve">Save &amp; share → Read-only copy (.html)…</w:t>
+      </w:r>
+      <w:r>
+        <w:t xml:space="preserve"> </w:t>
+      </w:r>
+      <w:r>
+        <w:t xml:space="preserve">makes a copy for a client or support team (Sharing a read-only copy).</w:t>
+      </w:r>
+    </w:p>
+    <w:p>
+      <w:pPr>
+        <w:numPr>
+          <w:ilvl w:val="0"/>
+          <w:numId w:val="1005"/>
         </w:numPr>
         <w:pStyle w:val="Compact"/>
       </w:pPr>
@@ -1243,7 +1394,7 @@
       <w:pPr>
         <w:numPr>
           <w:ilvl w:val="0"/>
-          <w:numId w:val="1005"/>
+          <w:numId w:val="1006"/>
         </w:numPr>
         <w:pStyle w:val="Compact"/>
       </w:pPr>
@@ -1302,7 +1453,7 @@
       <w:pPr>
         <w:numPr>
           <w:ilvl w:val="0"/>
-          <w:numId w:val="1005"/>
+          <w:numId w:val="1006"/>
         </w:numPr>
         <w:pStyle w:val="Compact"/>
       </w:pPr>
@@ -1330,7 +1481,7 @@
       <w:pPr>
         <w:numPr>
           <w:ilvl w:val="0"/>
-          <w:numId w:val="1005"/>
+          <w:numId w:val="1006"/>
         </w:numPr>
         <w:pStyle w:val="Compact"/>
       </w:pPr>
@@ -1455,7 +1606,7 @@
         <w:t xml:space="preserve"> </w:t>
       </w:r>
       <w:r>
-        <w:t xml:space="preserve">Chrome or Edge. Saving back to the original file uses a feature only those browsers have; everything else also works in other modern browsers.</w:t>
+        <w:t xml:space="preserve">Chrome or Edge. Saving into your own file (Save) uses a feature only those browsers have (elsewhere Save downloads); everything else also works in other modern browsers.</w:t>
       </w:r>
     </w:p>
     <w:bookmarkEnd w:id="28"/>
@@ -1863,7 +2014,7 @@
       <w:pPr>
         <w:numPr>
           <w:ilvl w:val="0"/>
-          <w:numId w:val="1006"/>
+          <w:numId w:val="1007"/>
         </w:numPr>
         <w:pStyle w:val="Compact"/>
       </w:pPr>
@@ -1917,7 +2068,7 @@
       <w:pPr>
         <w:numPr>
           <w:ilvl w:val="0"/>
-          <w:numId w:val="1006"/>
+          <w:numId w:val="1007"/>
         </w:numPr>
         <w:pStyle w:val="Compact"/>
       </w:pPr>
@@ -1974,7 +2125,7 @@
       <w:pPr>
         <w:numPr>
           <w:ilvl w:val="0"/>
-          <w:numId w:val="1006"/>
+          <w:numId w:val="1007"/>
         </w:numPr>
         <w:pStyle w:val="Compact"/>
       </w:pPr>
@@ -3612,7 +3763,7 @@
       <w:pPr>
         <w:numPr>
           <w:ilvl w:val="0"/>
-          <w:numId w:val="1007"/>
+          <w:numId w:val="1008"/>
         </w:numPr>
         <w:pStyle w:val="Compact"/>
       </w:pPr>
@@ -3711,7 +3862,7 @@
       <w:pPr>
         <w:numPr>
           <w:ilvl w:val="0"/>
-          <w:numId w:val="1007"/>
+          <w:numId w:val="1008"/>
         </w:numPr>
         <w:pStyle w:val="Compact"/>
       </w:pPr>
@@ -3752,7 +3903,7 @@
       <w:pPr>
         <w:numPr>
           <w:ilvl w:val="0"/>
-          <w:numId w:val="1007"/>
+          <w:numId w:val="1008"/>
         </w:numPr>
         <w:pStyle w:val="Compact"/>
       </w:pPr>
@@ -3880,7 +4031,7 @@
       <w:pPr>
         <w:numPr>
           <w:ilvl w:val="0"/>
-          <w:numId w:val="1007"/>
+          <w:numId w:val="1008"/>
         </w:numPr>
         <w:pStyle w:val="Compact"/>
       </w:pPr>
@@ -3908,7 +4059,7 @@
       <w:pPr>
         <w:numPr>
           <w:ilvl w:val="0"/>
-          <w:numId w:val="1007"/>
+          <w:numId w:val="1008"/>
         </w:numPr>
         <w:pStyle w:val="Compact"/>
       </w:pPr>
@@ -4461,7 +4612,7 @@
       <w:pPr>
         <w:numPr>
           <w:ilvl w:val="0"/>
-          <w:numId w:val="1008"/>
+          <w:numId w:val="1009"/>
         </w:numPr>
         <w:pStyle w:val="Compact"/>
       </w:pPr>
@@ -4483,7 +4634,7 @@
       <w:pPr>
         <w:numPr>
           <w:ilvl w:val="0"/>
-          <w:numId w:val="1008"/>
+          <w:numId w:val="1009"/>
         </w:numPr>
         <w:pStyle w:val="Compact"/>
       </w:pPr>
@@ -4530,7 +4681,7 @@
       <w:pPr>
         <w:numPr>
           <w:ilvl w:val="0"/>
-          <w:numId w:val="1008"/>
+          <w:numId w:val="1009"/>
         </w:numPr>
         <w:pStyle w:val="Compact"/>
       </w:pPr>
@@ -4576,7 +4727,7 @@
       <w:pPr>
         <w:numPr>
           <w:ilvl w:val="0"/>
-          <w:numId w:val="1008"/>
+          <w:numId w:val="1009"/>
         </w:numPr>
         <w:pStyle w:val="Compact"/>
       </w:pPr>
@@ -4598,7 +4749,7 @@
       <w:pPr>
         <w:numPr>
           <w:ilvl w:val="0"/>
-          <w:numId w:val="1008"/>
+          <w:numId w:val="1009"/>
         </w:numPr>
         <w:pStyle w:val="Compact"/>
       </w:pPr>
@@ -4646,7 +4797,7 @@
       <w:pPr>
         <w:numPr>
           <w:ilvl w:val="0"/>
-          <w:numId w:val="1008"/>
+          <w:numId w:val="1009"/>
         </w:numPr>
         <w:pStyle w:val="Compact"/>
       </w:pPr>
@@ -4668,7 +4819,7 @@
       <w:pPr>
         <w:numPr>
           <w:ilvl w:val="0"/>
-          <w:numId w:val="1008"/>
+          <w:numId w:val="1009"/>
         </w:numPr>
         <w:pStyle w:val="Compact"/>
       </w:pPr>
@@ -4837,7 +4988,7 @@
       <w:pPr>
         <w:numPr>
           <w:ilvl w:val="0"/>
-          <w:numId w:val="1009"/>
+          <w:numId w:val="1010"/>
         </w:numPr>
         <w:pStyle w:val="Compact"/>
       </w:pPr>
@@ -4913,7 +5064,7 @@
       <w:pPr>
         <w:numPr>
           <w:ilvl w:val="0"/>
-          <w:numId w:val="1009"/>
+          <w:numId w:val="1010"/>
         </w:numPr>
         <w:pStyle w:val="Compact"/>
       </w:pPr>
@@ -4954,7 +5105,7 @@
       <w:pPr>
         <w:numPr>
           <w:ilvl w:val="0"/>
-          <w:numId w:val="1009"/>
+          <w:numId w:val="1010"/>
         </w:numPr>
         <w:pStyle w:val="Compact"/>
       </w:pPr>
@@ -4995,7 +5146,7 @@
       <w:pPr>
         <w:numPr>
           <w:ilvl w:val="0"/>
-          <w:numId w:val="1009"/>
+          <w:numId w:val="1010"/>
         </w:numPr>
         <w:pStyle w:val="Compact"/>
       </w:pPr>
@@ -5037,7 +5188,7 @@
       <w:pPr>
         <w:numPr>
           <w:ilvl w:val="0"/>
-          <w:numId w:val="1009"/>
+          <w:numId w:val="1010"/>
         </w:numPr>
         <w:pStyle w:val="Compact"/>
       </w:pPr>
@@ -5112,7 +5263,7 @@
       <w:pPr>
         <w:numPr>
           <w:ilvl w:val="0"/>
-          <w:numId w:val="1009"/>
+          <w:numId w:val="1010"/>
         </w:numPr>
         <w:pStyle w:val="Compact"/>
       </w:pPr>
@@ -5207,7 +5358,7 @@
       <w:pPr>
         <w:numPr>
           <w:ilvl w:val="0"/>
-          <w:numId w:val="1010"/>
+          <w:numId w:val="1011"/>
         </w:numPr>
         <w:pStyle w:val="Compact"/>
       </w:pPr>
@@ -5248,7 +5399,7 @@
       <w:pPr>
         <w:numPr>
           <w:ilvl w:val="0"/>
-          <w:numId w:val="1010"/>
+          <w:numId w:val="1011"/>
         </w:numPr>
         <w:pStyle w:val="Compact"/>
       </w:pPr>
@@ -5344,7 +5495,7 @@
       <w:pPr>
         <w:numPr>
           <w:ilvl w:val="0"/>
-          <w:numId w:val="1010"/>
+          <w:numId w:val="1011"/>
         </w:numPr>
         <w:pStyle w:val="Compact"/>
       </w:pPr>
@@ -5450,7 +5601,7 @@
       <w:pPr>
         <w:numPr>
           <w:ilvl w:val="0"/>
-          <w:numId w:val="1010"/>
+          <w:numId w:val="1011"/>
         </w:numPr>
         <w:pStyle w:val="Compact"/>
       </w:pPr>
@@ -5694,7 +5845,7 @@
       <w:pPr>
         <w:numPr>
           <w:ilvl w:val="0"/>
-          <w:numId w:val="1011"/>
+          <w:numId w:val="1012"/>
         </w:numPr>
         <w:pStyle w:val="Compact"/>
       </w:pPr>
@@ -5773,7 +5924,7 @@
       <w:pPr>
         <w:numPr>
           <w:ilvl w:val="0"/>
-          <w:numId w:val="1011"/>
+          <w:numId w:val="1012"/>
         </w:numPr>
         <w:pStyle w:val="Compact"/>
       </w:pPr>
@@ -5814,7 +5965,7 @@
       <w:pPr>
         <w:numPr>
           <w:ilvl w:val="0"/>
-          <w:numId w:val="1011"/>
+          <w:numId w:val="1012"/>
         </w:numPr>
         <w:pStyle w:val="Compact"/>
       </w:pPr>
@@ -5855,7 +6006,7 @@
       <w:pPr>
         <w:numPr>
           <w:ilvl w:val="0"/>
-          <w:numId w:val="1011"/>
+          <w:numId w:val="1012"/>
         </w:numPr>
         <w:pStyle w:val="Compact"/>
       </w:pPr>
@@ -6292,7 +6443,7 @@
         <w:t xml:space="preserve"> </w:t>
       </w:r>
       <w:r>
-        <w:t xml:space="preserve">Download an updated copy ·</w:t>
+        <w:t xml:space="preserve">Save ·</w:t>
       </w:r>
       <w:r>
         <w:t xml:space="preserve"> </w:t>
@@ -6332,17 +6483,17 @@
         <w:pStyle w:val="BodyText"/>
       </w:pPr>
       <w:r>
-        <w:t xml:space="preserve">The menu is in four groups:</w:t>
-      </w:r>
-      <w:r>
-        <w:t xml:space="preserve"> </w:t>
-      </w:r>
-      <w:r>
-        <w:rPr>
-          <w:bCs/>
-          <w:b/>
-        </w:rPr>
-        <w:t xml:space="preserve">Save the workbook</w:t>
+        <w:t xml:space="preserve">The menu is in five groups:</w:t>
+      </w:r>
+      <w:r>
+        <w:t xml:space="preserve"> </w:t>
+      </w:r>
+      <w:r>
+        <w:rPr>
+          <w:bCs/>
+          <w:b/>
+        </w:rPr>
+        <w:t xml:space="preserve">Save</w:t>
       </w:r>
       <w:r>
         <w:t xml:space="preserve">,</w:t>
@@ -6355,6 +6506,19 @@
           <w:bCs/>
           <w:b/>
         </w:rPr>
+        <w:t xml:space="preserve">Other formats</w:t>
+      </w:r>
+      <w:r>
+        <w:t xml:space="preserve">,</w:t>
+      </w:r>
+      <w:r>
+        <w:t xml:space="preserve"> </w:t>
+      </w:r>
+      <w:r>
+        <w:rPr>
+          <w:bCs/>
+          <w:b/>
+        </w:rPr>
         <w:t xml:space="preserve">Share</w:t>
       </w:r>
       <w:r>
@@ -6368,7 +6532,7 @@
           <w:bCs/>
           <w:b/>
         </w:rPr>
-        <w:t xml:space="preserve">For the build</w:t>
+        <w:t xml:space="preserve">Build</w:t>
       </w:r>
       <w:r>
         <w:t xml:space="preserve"> </w:t>
@@ -6459,19 +6623,37 @@
               <w:jc w:val="left"/>
             </w:pPr>
             <w:r>
-              <w:t xml:space="preserve">Save to the original file</w:t>
-            </w:r>
-          </w:p>
-        </w:tc>
-        <w:tc>
-          <w:tcPr/>
-          <w:p>
-            <w:pPr>
-              <w:pStyle w:val="Compact"/>
-              <w:jc w:val="left"/>
-            </w:pPr>
-            <w:r>
-              <w:t xml:space="preserve">Writes your edits into the file on disk. Available when the file was opened with Open workbook… or Load a newer version… in Chrome or Edge</w:t>
+              <w:t xml:space="preserve">Save (</w:t>
+            </w:r>
+            <w:r>
+              <w:rPr>
+                <w:rStyle w:val="VerbatimChar"/>
+              </w:rPr>
+              <w:t xml:space="preserve">Ctrl</w:t>
+            </w:r>
+            <w:r>
+              <w:t xml:space="preserve">+</w:t>
+            </w:r>
+            <w:r>
+              <w:rPr>
+                <w:rStyle w:val="VerbatimChar"/>
+              </w:rPr>
+              <w:t xml:space="preserve">S</w:t>
+            </w:r>
+            <w:r>
+              <w:t xml:space="preserve">)</w:t>
+            </w:r>
+          </w:p>
+        </w:tc>
+        <w:tc>
+          <w:tcPr/>
+          <w:p>
+            <w:pPr>
+              <w:pStyle w:val="Compact"/>
+              <w:jc w:val="left"/>
+            </w:pPr>
+            <w:r>
+              <w:t xml:space="preserve">Writes your edits into your workbook. If the page isn’t linked to a file yet (it was dragged in, or the file has moved), it asks where to save the first time and saves there from then on. In browsers that can’t ask (Firefox, Safari) it downloads the workbook</w:t>
             </w:r>
           </w:p>
         </w:tc>
@@ -6485,19 +6667,19 @@
               <w:jc w:val="left"/>
             </w:pPr>
             <w:r>
-              <w:t xml:space="preserve">Download an updated copy (.xlsx)</w:t>
-            </w:r>
-          </w:p>
-        </w:tc>
-        <w:tc>
-          <w:tcPr/>
-          <w:p>
-            <w:pPr>
-              <w:pStyle w:val="Compact"/>
-              <w:jc w:val="left"/>
-            </w:pPr>
-            <w:r>
-              <w:t xml:space="preserve">The same file and formatting with your edits written in</w:t>
+              <w:t xml:space="preserve">Save as…</w:t>
+            </w:r>
+          </w:p>
+        </w:tc>
+        <w:tc>
+          <w:tcPr/>
+          <w:p>
+            <w:pPr>
+              <w:pStyle w:val="Compact"/>
+              <w:jc w:val="left"/>
+            </w:pPr>
+            <w:r>
+              <w:t xml:space="preserve">The same, into a new file you choose</w:t>
             </w:r>
           </w:p>
         </w:tc>
@@ -6511,7 +6693,7 @@
               <w:jc w:val="left"/>
             </w:pPr>
             <w:r>
-              <w:t xml:space="preserve">New version in template format (.xlsx)</w:t>
+              <w:t xml:space="preserve">Rebuilt in the current template (.xlsx)</w:t>
             </w:r>
           </w:p>
         </w:tc>
@@ -6537,19 +6719,19 @@
               <w:jc w:val="left"/>
             </w:pPr>
             <w:r>
-              <w:t xml:space="preserve">Full workbook, plain values (.xlsx)</w:t>
-            </w:r>
-          </w:p>
-        </w:tc>
-        <w:tc>
-          <w:tcPr/>
-          <w:p>
-            <w:pPr>
-              <w:pStyle w:val="Compact"/>
-              <w:jc w:val="left"/>
-            </w:pPr>
-            <w:r>
-              <w:t xml:space="preserve">Values only, no styling</w:t>
+              <w:t xml:space="preserve">Values only, no formatting (.xlsx)</w:t>
+            </w:r>
+          </w:p>
+        </w:tc>
+        <w:tc>
+          <w:tcPr/>
+          <w:p>
+            <w:pPr>
+              <w:pStyle w:val="Compact"/>
+              <w:jc w:val="left"/>
+            </w:pPr>
+            <w:r>
+              <w:t xml:space="preserve">Every sheet’s values, no styling</w:t>
             </w:r>
           </w:p>
         </w:tc>
@@ -6563,19 +6745,35 @@
               <w:jc w:val="left"/>
             </w:pPr>
             <w:r>
-              <w:t xml:space="preserve">Current view as CSV / all columns</w:t>
-            </w:r>
-          </w:p>
-        </w:tc>
-        <w:tc>
-          <w:tcPr/>
-          <w:p>
-            <w:pPr>
-              <w:pStyle w:val="Compact"/>
-              <w:jc w:val="left"/>
-            </w:pPr>
-            <w:r>
-              <w:t xml:space="preserve">The rows you can see, with the visible columns or all of them</w:t>
+              <w:t xml:space="preserve">This view as CSV</w:t>
+            </w:r>
+          </w:p>
+        </w:tc>
+        <w:tc>
+          <w:tcPr/>
+          <w:p>
+            <w:pPr>
+              <w:pStyle w:val="Compact"/>
+              <w:jc w:val="left"/>
+            </w:pPr>
+            <w:r>
+              <w:t xml:space="preserve">The rows you can see, with the visible columns; tick</w:t>
+            </w:r>
+            <w:r>
+              <w:t xml:space="preserve"> </w:t>
+            </w:r>
+            <w:r>
+              <w:rPr>
+                <w:bCs/>
+                <w:b/>
+              </w:rPr>
+              <w:t xml:space="preserve">include hidden columns</w:t>
+            </w:r>
+            <w:r>
+              <w:t xml:space="preserve"> </w:t>
+            </w:r>
+            <w:r>
+              <w:t xml:space="preserve">for all of them</w:t>
             </w:r>
           </w:p>
         </w:tc>
@@ -6638,7 +6836,7 @@
         <w:pStyle w:val="BodyText"/>
       </w:pPr>
       <w:r>
-        <w:t xml:space="preserve">The first two only rewrite the cells you changed; formatting, validations and everything else stay byte for byte. Added rows go into the empty rows after the field list. A table detail the sheet doesn’t have yet (for example Primary Name Column or Primary Key) goes into an empty row above the field list or, when there is none, into a row inserted just below the last detail: everything underneath moves down with it, including merged cells, dropdown lists, conditional formatting, filters and the frozen header. The file is then read back and every edit checked. If any edit can’t be written (for example there is no empty row left before the Forms section, or the sheet has an Excel table, a drawing, comments, or a formula on another sheet pointing at it, so rows can’t be inserted),</w:t>
+        <w:t xml:space="preserve">Save and Save as only rewrite the cells you changed; formatting, validations and everything else stay byte for byte. Added rows go into the empty rows after the field list. A table detail the sheet doesn’t have yet (for example Primary Name Column or Primary Key) goes into an empty row above the field list or, when there is none, into a row inserted just below the last detail: everything underneath moves down with it, including merged cells, dropdown lists, conditional formatting, filters and the frozen header, and anything elsewhere that points at those rows: named ranges, print titles, other sheets’ formulas and charts. The file is then read back and every edit checked. If any edit can’t be written (for example there is no empty row left before the Forms section, or the sheet has an Excel table, a drawing or comments, or a pivot table reads from it, so rows can’t be inserted),</w:t>
       </w:r>
       <w:r>
         <w:t xml:space="preserve"> </w:t>
@@ -6661,13 +6859,13 @@
           <w:bCs/>
           <w:b/>
         </w:rPr>
-        <w:t xml:space="preserve">New version in template format</w:t>
-      </w:r>
-      <w:r>
-        <w:t xml:space="preserve"> </w:t>
-      </w:r>
-      <w:r>
-        <w:t xml:space="preserve">instead.</w:t>
+        <w:t xml:space="preserve">Rebuilt in the current template</w:t>
+      </w:r>
+      <w:r>
+        <w:t xml:space="preserve"> </w:t>
+      </w:r>
+      <w:r>
+        <w:t xml:space="preserve">instead. If another program changed the file since you opened it, Save asks before overwriting it.</w:t>
       </w:r>
     </w:p>
     <w:p>
@@ -6675,17 +6873,17 @@
         <w:pStyle w:val="BodyText"/>
       </w:pPr>
       <w:r>
-        <w:t xml:space="preserve">If the original file has been moved, renamed or deleted since you opened it,</w:t>
-      </w:r>
-      <w:r>
-        <w:t xml:space="preserve"> </w:t>
-      </w:r>
-      <w:r>
-        <w:rPr>
-          <w:bCs/>
-          <w:b/>
-        </w:rPr>
-        <w:t xml:space="preserve">Save back to the original file</w:t>
+        <w:t xml:space="preserve">If the file has been moved, renamed or deleted since you opened it,</w:t>
+      </w:r>
+      <w:r>
+        <w:t xml:space="preserve"> </w:t>
+      </w:r>
+      <w:r>
+        <w:rPr>
+          <w:bCs/>
+          <w:b/>
+        </w:rPr>
+        <w:t xml:space="preserve">Save</w:t>
       </w:r>
       <w:r>
         <w:t xml:space="preserve"> </w:t>
@@ -6704,7 +6902,7 @@
         <w:t xml:space="preserve">Save as…</w:t>
       </w:r>
       <w:r>
-        <w:t xml:space="preserve">: pick a folder and a name, and the page saves there and links to that file from then on. To see which version of the page you are using, hover the</w:t>
+        <w:t xml:space="preserve">: pick a folder and a name, and the page saves there from then on. To see which version of the page you are using, hover the</w:t>
       </w:r>
       <w:r>
         <w:t xml:space="preserve"> </w:t>
@@ -6936,7 +7134,7 @@
       <w:pPr>
         <w:numPr>
           <w:ilvl w:val="0"/>
-          <w:numId w:val="1012"/>
+          <w:numId w:val="1013"/>
         </w:numPr>
         <w:pStyle w:val="Compact"/>
       </w:pPr>
@@ -6948,7 +7146,7 @@
       <w:pPr>
         <w:numPr>
           <w:ilvl w:val="0"/>
-          <w:numId w:val="1012"/>
+          <w:numId w:val="1013"/>
         </w:numPr>
         <w:pStyle w:val="Compact"/>
       </w:pPr>
@@ -6967,7 +7165,7 @@
       <w:pPr>
         <w:numPr>
           <w:ilvl w:val="0"/>
-          <w:numId w:val="1012"/>
+          <w:numId w:val="1013"/>
         </w:numPr>
         <w:pStyle w:val="Compact"/>
       </w:pPr>
@@ -7004,7 +7202,7 @@
       <w:pPr>
         <w:numPr>
           <w:ilvl w:val="0"/>
-          <w:numId w:val="1012"/>
+          <w:numId w:val="1013"/>
         </w:numPr>
         <w:pStyle w:val="Compact"/>
       </w:pPr>
@@ -7436,9 +7634,8 @@
       <w:pPr>
         <w:numPr>
           <w:ilvl w:val="0"/>
-          <w:numId w:val="1013"/>
+          <w:numId w:val="1014"/>
         </w:numPr>
-        <w:pStyle w:val="Compact"/>
       </w:pPr>
       <w:r>
         <w:t xml:space="preserve">Get the solution zip:</w:t>
@@ -7450,7 +7647,7 @@
         <w:rPr>
           <w:rStyle w:val="VerbatimChar"/>
         </w:rPr>
-        <w:t xml:space="preserve">FORMUS_DataModelExplorer_5_0_3_0.zip</w:t>
+        <w:t xml:space="preserve">FORMUS_DataModelExplorer_6_0_0_0.zip</w:t>
       </w:r>
       <w:r>
         <w:t xml:space="preserve"> </w:t>
@@ -7475,9 +7672,8 @@
       <w:pPr>
         <w:numPr>
           <w:ilvl w:val="0"/>
-          <w:numId w:val="1013"/>
+          <w:numId w:val="1014"/>
         </w:numPr>
-        <w:pStyle w:val="Compact"/>
       </w:pPr>
       <w:r>
         <w:t xml:space="preserve">Import it into the environment (Power Apps → Solutions → Import, or</w:t>
@@ -7492,16 +7688,324 @@
         <w:t xml:space="preserve">pac solution import</w:t>
       </w:r>
       <w:r>
-        <w:t xml:space="preserve">). It holds one HTML web resource of about 2.4 MB, under the 5 MB default limit.</w:t>
-      </w:r>
-    </w:p>
+        <w:t xml:space="preserve">). It holds five web resources under</w:t>
+      </w:r>
+      <w:r>
+        <w:t xml:space="preserve"> </w:t>
+      </w:r>
+      <w:r>
+        <w:rPr>
+          <w:rStyle w:val="VerbatimChar"/>
+        </w:rPr>
+        <w:t xml:space="preserve">&lt;prefix&gt;_/dme/</w:t>
+      </w:r>
+      <w:r>
+        <w:t xml:space="preserve">, each well under the 5 MB default limit:</w:t>
+      </w:r>
+    </w:p>
+    <w:tbl>
+      <w:tblPr>
+        <w:tblStyle w:val="Table"/>
+        <w:tblW w:type="pct" w:w="5000"/>
+        <w:tblLook w:firstRow="1" w:lastRow="0" w:firstColumn="0" w:lastColumn="0" w:noHBand="0" w:noVBand="0" w:val="0020"/>
+        <w:jc w:val="start"/>
+        <w:tblInd w:w="720" w:type="dxa"/>
+        <w:tblBorders>
+          <w:top w:val="single" w:sz="4" w:color="C9D5E0"/>
+          <w:left w:val="single" w:sz="4" w:color="C9D5E0"/>
+          <w:bottom w:val="single" w:sz="4" w:color="C9D5E0"/>
+          <w:right w:val="single" w:sz="4" w:color="C9D5E0"/>
+          <w:insideH w:val="single" w:sz="4" w:color="C9D5E0"/>
+          <w:insideV w:val="single" w:sz="4" w:color="C9D5E0"/>
+        </w:tblBorders>
+      </w:tblPr>
+      <w:tblGrid>
+        <w:gridCol w:w="2640"/>
+        <w:gridCol w:w="2640"/>
+        <w:gridCol w:w="2640"/>
+      </w:tblGrid>
+      <w:tr>
+        <w:trPr>
+          <w:tblHeader w:val="true"/>
+        </w:trPr>
+        <w:tc>
+          <w:tcPr>
+            <w:shd w:val="clear" w:color="auto" w:fill="0A4873"/>
+          </w:tcPr>
+          <w:p>
+            <w:pPr>
+              <w:pStyle w:val="Compact"/>
+              <w:jc w:val="left"/>
+            </w:pPr>
+            <w:r>
+              <w:rPr>
+                <w:b/>
+                <w:color w:val="FFFFFF"/>
+              </w:rPr>
+              <w:t xml:space="preserve">Web resource</w:t>
+            </w:r>
+          </w:p>
+        </w:tc>
+        <w:tc>
+          <w:tcPr>
+            <w:shd w:val="clear" w:color="auto" w:fill="0A4873"/>
+          </w:tcPr>
+          <w:p>
+            <w:pPr>
+              <w:pStyle w:val="Compact"/>
+              <w:jc w:val="left"/>
+            </w:pPr>
+            <w:r>
+              <w:rPr>
+                <w:b/>
+                <w:color w:val="FFFFFF"/>
+              </w:rPr>
+              <w:t xml:space="preserve">Holds</w:t>
+            </w:r>
+          </w:p>
+        </w:tc>
+        <w:tc>
+          <w:tcPr>
+            <w:shd w:val="clear" w:color="auto" w:fill="0A4873"/>
+          </w:tcPr>
+          <w:p>
+            <w:pPr>
+              <w:pStyle w:val="Compact"/>
+              <w:jc w:val="left"/>
+            </w:pPr>
+            <w:r>
+              <w:rPr>
+                <w:b/>
+                <w:color w:val="FFFFFF"/>
+              </w:rPr>
+              <w:t xml:space="preserve">Size</w:t>
+            </w:r>
+          </w:p>
+        </w:tc>
+      </w:tr>
+      <w:tr>
+        <w:tc>
+          <w:tcPr/>
+          <w:p>
+            <w:pPr>
+              <w:pStyle w:val="Compact"/>
+              <w:jc w:val="left"/>
+            </w:pPr>
+            <w:r>
+              <w:rPr>
+                <w:rStyle w:val="VerbatimChar"/>
+              </w:rPr>
+              <w:t xml:space="preserve">DataModelExplorer.html</w:t>
+            </w:r>
+          </w:p>
+        </w:tc>
+        <w:tc>
+          <w:tcPr/>
+          <w:p>
+            <w:pPr>
+              <w:pStyle w:val="Compact"/>
+              <w:jc w:val="left"/>
+            </w:pPr>
+            <w:r>
+              <w:t xml:space="preserve">The page: layout, styles and the blank template</w:t>
+            </w:r>
+          </w:p>
+        </w:tc>
+        <w:tc>
+          <w:tcPr/>
+          <w:p>
+            <w:pPr>
+              <w:pStyle w:val="Compact"/>
+              <w:jc w:val="left"/>
+            </w:pPr>
+            <w:r>
+              <w:t xml:space="preserve">0.2 MB</w:t>
+            </w:r>
+          </w:p>
+        </w:tc>
+      </w:tr>
+      <w:tr>
+        <w:tc>
+          <w:tcPr/>
+          <w:p>
+            <w:pPr>
+              <w:pStyle w:val="Compact"/>
+              <w:jc w:val="left"/>
+            </w:pPr>
+            <w:r>
+              <w:rPr>
+                <w:rStyle w:val="VerbatimChar"/>
+              </w:rPr>
+              <w:t xml:space="preserve">app.js</w:t>
+            </w:r>
+          </w:p>
+        </w:tc>
+        <w:tc>
+          <w:tcPr/>
+          <w:p>
+            <w:pPr>
+              <w:pStyle w:val="Compact"/>
+              <w:jc w:val="left"/>
+            </w:pPr>
+            <w:r>
+              <w:t xml:space="preserve">The page’s code</w:t>
+            </w:r>
+          </w:p>
+        </w:tc>
+        <w:tc>
+          <w:tcPr/>
+          <w:p>
+            <w:pPr>
+              <w:pStyle w:val="Compact"/>
+              <w:jc w:val="left"/>
+            </w:pPr>
+            <w:r>
+              <w:t xml:space="preserve">0.4 MB</w:t>
+            </w:r>
+          </w:p>
+        </w:tc>
+      </w:tr>
+      <w:tr>
+        <w:tc>
+          <w:tcPr/>
+          <w:p>
+            <w:pPr>
+              <w:pStyle w:val="Compact"/>
+              <w:jc w:val="left"/>
+            </w:pPr>
+            <w:r>
+              <w:rPr>
+                <w:rStyle w:val="VerbatimChar"/>
+              </w:rPr>
+              <w:t xml:space="preserve">lib/xlsx.full.min.js</w:t>
+            </w:r>
+          </w:p>
+        </w:tc>
+        <w:tc>
+          <w:tcPr/>
+          <w:p>
+            <w:pPr>
+              <w:pStyle w:val="Compact"/>
+              <w:jc w:val="left"/>
+            </w:pPr>
+            <w:r>
+              <w:t xml:space="preserve">SheetJS, which reads workbooks</w:t>
+            </w:r>
+          </w:p>
+        </w:tc>
+        <w:tc>
+          <w:tcPr/>
+          <w:p>
+            <w:pPr>
+              <w:pStyle w:val="Compact"/>
+              <w:jc w:val="left"/>
+            </w:pPr>
+            <w:r>
+              <w:t xml:space="preserve">0.9 MB</w:t>
+            </w:r>
+          </w:p>
+        </w:tc>
+      </w:tr>
+      <w:tr>
+        <w:tc>
+          <w:tcPr/>
+          <w:p>
+            <w:pPr>
+              <w:pStyle w:val="Compact"/>
+              <w:jc w:val="left"/>
+            </w:pPr>
+            <w:r>
+              <w:rPr>
+                <w:rStyle w:val="VerbatimChar"/>
+              </w:rPr>
+              <w:t xml:space="preserve">lib/exceljs.min.js</w:t>
+            </w:r>
+          </w:p>
+        </w:tc>
+        <w:tc>
+          <w:tcPr/>
+          <w:p>
+            <w:pPr>
+              <w:pStyle w:val="Compact"/>
+              <w:jc w:val="left"/>
+            </w:pPr>
+            <w:r>
+              <w:t xml:space="preserve">ExcelJS, which writes formatted workbooks</w:t>
+            </w:r>
+          </w:p>
+        </w:tc>
+        <w:tc>
+          <w:tcPr/>
+          <w:p>
+            <w:pPr>
+              <w:pStyle w:val="Compact"/>
+              <w:jc w:val="left"/>
+            </w:pPr>
+            <w:r>
+              <w:t xml:space="preserve">0.9 MB</w:t>
+            </w:r>
+          </w:p>
+        </w:tc>
+      </w:tr>
+      <w:tr>
+        <w:tc>
+          <w:tcPr/>
+          <w:p>
+            <w:pPr>
+              <w:pStyle w:val="Compact"/>
+              <w:jc w:val="left"/>
+            </w:pPr>
+            <w:r>
+              <w:rPr>
+                <w:rStyle w:val="VerbatimChar"/>
+              </w:rPr>
+              <w:t xml:space="preserve">lib/jszip.min.js</w:t>
+            </w:r>
+          </w:p>
+        </w:tc>
+        <w:tc>
+          <w:tcPr/>
+          <w:p>
+            <w:pPr>
+              <w:pStyle w:val="Compact"/>
+              <w:jc w:val="left"/>
+            </w:pPr>
+            <w:r>
+              <w:t xml:space="preserve">JSZip, which builds solution zips</w:t>
+            </w:r>
+          </w:p>
+        </w:tc>
+        <w:tc>
+          <w:tcPr/>
+          <w:p>
+            <w:pPr>
+              <w:pStyle w:val="Compact"/>
+              <w:jc w:val="left"/>
+            </w:pPr>
+            <w:r>
+              <w:t xml:space="preserve">0.1 MB</w:t>
+            </w:r>
+          </w:p>
+        </w:tc>
+      </w:tr>
+    </w:tbl>
     <w:p>
       <w:pPr>
         <w:numPr>
           <w:ilvl w:val="0"/>
-          <w:numId w:val="1013"/>
+          <w:numId w:val="1000"/>
         </w:numPr>
-        <w:pStyle w:val="Compact"/>
+      </w:pPr>
+      <w:r>
+        <w:t xml:space="preserve">Importing over version 5.0 updates its page in place (it has the same name and id) and adds the other four.</w:t>
+      </w:r>
+    </w:p>
+    <w:p>
+      <w:pPr>
+        <w:numPr>
+          <w:ilvl w:val="0"/>
+          <w:numId w:val="1014"/>
+        </w:numPr>
       </w:pPr>
       <w:r>
         <w:t xml:space="preserve">Open</w:t>
@@ -7522,6 +8026,103 @@
     <w:p>
       <w:pPr>
         <w:pStyle w:val="FirstParagraph"/>
+      </w:pPr>
+      <w:r>
+        <w:t xml:space="preserve">The page and</w:t>
+      </w:r>
+      <w:r>
+        <w:t xml:space="preserve"> </w:t>
+      </w:r>
+      <w:r>
+        <w:rPr>
+          <w:rStyle w:val="VerbatimChar"/>
+        </w:rPr>
+        <w:t xml:space="preserve">app.js</w:t>
+      </w:r>
+      <w:r>
+        <w:t xml:space="preserve"> </w:t>
+      </w:r>
+      <w:r>
+        <w:t xml:space="preserve">carry the same build number. If a red bar says</w:t>
+      </w:r>
+      <w:r>
+        <w:t xml:space="preserve"> </w:t>
+      </w:r>
+      <w:r>
+        <w:rPr>
+          <w:bCs/>
+          <w:b/>
+        </w:rPr>
+        <w:t xml:space="preserve">Part of the page did not load</w:t>
+      </w:r>
+      <w:r>
+        <w:t xml:space="preserve">, one of the web resources is missing: import the solution again and publish. If it says</w:t>
+      </w:r>
+      <w:r>
+        <w:t xml:space="preserve"> </w:t>
+      </w:r>
+      <w:r>
+        <w:rPr>
+          <w:bCs/>
+          <w:b/>
+        </w:rPr>
+        <w:t xml:space="preserve">The parts of this page are from different versions</w:t>
+      </w:r>
+      <w:r>
+        <w:t xml:space="preserve">, publish all customizations and reload with</w:t>
+      </w:r>
+      <w:r>
+        <w:t xml:space="preserve"> </w:t>
+      </w:r>
+      <w:r>
+        <w:rPr>
+          <w:rStyle w:val="VerbatimChar"/>
+        </w:rPr>
+        <w:t xml:space="preserve">Ctrl</w:t>
+      </w:r>
+      <w:r>
+        <w:t xml:space="preserve">+</w:t>
+      </w:r>
+      <w:r>
+        <w:rPr>
+          <w:rStyle w:val="VerbatimChar"/>
+        </w:rPr>
+        <w:t xml:space="preserve">F5</w:t>
+      </w:r>
+      <w:r>
+        <w:t xml:space="preserve">. To package everything as one web resource instead, as in 5.0, add</w:t>
+      </w:r>
+      <w:r>
+        <w:t xml:space="preserve"> </w:t>
+      </w:r>
+      <w:r>
+        <w:rPr>
+          <w:rStyle w:val="VerbatimChar"/>
+        </w:rPr>
+        <w:t xml:space="preserve">--single</w:t>
+      </w:r>
+      <w:r>
+        <w:t xml:space="preserve"> </w:t>
+      </w:r>
+      <w:r>
+        <w:t xml:space="preserve">to</w:t>
+      </w:r>
+      <w:r>
+        <w:t xml:space="preserve"> </w:t>
+      </w:r>
+      <w:r>
+        <w:rPr>
+          <w:rStyle w:val="VerbatimChar"/>
+        </w:rPr>
+        <w:t xml:space="preserve">make-webresource-solution.py</w:t>
+      </w:r>
+      <w:r>
+        <w:t xml:space="preserve">.</w:t>
+      </w:r>
+    </w:p>
+    <w:p>
+      <w:pPr>
+        <w:pStyle w:val="BodyText"/>
       </w:pPr>
       <w:r>
         <w:t xml:space="preserve">The page opens on</w:t>
@@ -7720,7 +8321,7 @@
       <w:pPr>
         <w:numPr>
           <w:ilvl w:val="0"/>
-          <w:numId w:val="1014"/>
+          <w:numId w:val="1015"/>
         </w:numPr>
         <w:pStyle w:val="Compact"/>
       </w:pPr>
@@ -7754,80 +8355,6 @@
       </w:r>
       <w:r>
         <w:t xml:space="preserve">and open when you click it or search.</w:t>
-      </w:r>
-    </w:p>
-    <w:p>
-      <w:pPr>
-        <w:numPr>
-          <w:ilvl w:val="0"/>
-          <w:numId w:val="1014"/>
-        </w:numPr>
-        <w:pStyle w:val="Compact"/>
-      </w:pPr>
-      <w:r>
-        <w:t xml:space="preserve">Click</w:t>
-      </w:r>
-      <w:r>
-        <w:t xml:space="preserve"> </w:t>
-      </w:r>
-      <w:r>
-        <w:rPr>
-          <w:bCs/>
-          <w:b/>
-        </w:rPr>
-        <w:t xml:space="preserve">Load … as the model</w:t>
-      </w:r>
-      <w:r>
-        <w:t xml:space="preserve"> </w:t>
-      </w:r>
-      <w:r>
-        <w:t xml:space="preserve">(the button names the solution). The page reads the solution’s tables and, for each one, its columns, types, required levels, choice options, number and text settings, lookups with their cascade, and N:N relationships. Alternate keys are read too and shown on each table page under From Dataverse.</w:t>
-      </w:r>
-    </w:p>
-    <w:p>
-      <w:pPr>
-        <w:numPr>
-          <w:ilvl w:val="0"/>
-          <w:numId w:val="1014"/>
-        </w:numPr>
-        <w:pStyle w:val="Compact"/>
-      </w:pPr>
-      <w:r>
-        <w:t xml:space="preserve">The model opens like a workbook, in the template layout, so everything works on it: Checks, the ERD, search and the exports.</w:t>
-      </w:r>
-      <w:r>
-        <w:t xml:space="preserve"> </w:t>
-      </w:r>
-      <w:r>
-        <w:rPr>
-          <w:bCs/>
-          <w:b/>
-        </w:rPr>
-        <w:t xml:space="preserve">Save &amp; share → New version in template format</w:t>
-      </w:r>
-      <w:r>
-        <w:t xml:space="preserve"> </w:t>
-      </w:r>
-      <w:r>
-        <w:t xml:space="preserve">saves it as a workbook to keep or send.</w:t>
-      </w:r>
-    </w:p>
-    <w:p>
-      <w:pPr>
-        <w:pStyle w:val="FirstParagraph"/>
-      </w:pPr>
-      <w:r>
-        <w:t xml:space="preserve">A table added to the solution whole brings all its columns; a standard table such as Contact, added only for the columns you made on it, brings just those columns (plus its key and name). Helper columns Dataverse makes for others (such as the name behind a lookup) are left out.</w:t>
-      </w:r>
-    </w:p>
-    <w:bookmarkEnd w:id="87"/>
-    <w:bookmarkStart w:id="94" w:name="X6d3155be520a2a4d90bd61d6ed65065a4fc9923"/>
-    <w:p>
-      <w:pPr>
-        <w:pStyle w:val="Heading3"/>
-      </w:pPr>
-      <w:r>
-        <w:t xml:space="preserve">Checking the workbook against the environment</w:t>
       </w:r>
     </w:p>
     <w:p>
@@ -7839,7 +8366,23 @@
         <w:pStyle w:val="Compact"/>
       </w:pPr>
       <w:r>
-        <w:t xml:space="preserve">Open the data-model workbook (the design).</w:t>
+        <w:t xml:space="preserve">Click</w:t>
+      </w:r>
+      <w:r>
+        <w:t xml:space="preserve"> </w:t>
+      </w:r>
+      <w:r>
+        <w:rPr>
+          <w:bCs/>
+          <w:b/>
+        </w:rPr>
+        <w:t xml:space="preserve">Load … as the model</w:t>
+      </w:r>
+      <w:r>
+        <w:t xml:space="preserve"> </w:t>
+      </w:r>
+      <w:r>
+        <w:t xml:space="preserve">(the button names the solution). The page reads the solution’s tables and, for each one, its columns, types, required levels, choice options, number and text settings, lookups with their cascade, and N:N relationships. Alternate keys are read too and shown on each table page under From Dataverse.</w:t>
       </w:r>
     </w:p>
     <w:p>
@@ -7851,66 +8394,124 @@
         <w:pStyle w:val="Compact"/>
       </w:pPr>
       <w:r>
-        <w:t xml:space="preserve">Click</w:t>
-      </w:r>
-      <w:r>
-        <w:t xml:space="preserve"> </w:t>
-      </w:r>
-      <w:r>
-        <w:rPr>
-          <w:bCs/>
-          <w:b/>
-        </w:rPr>
-        <w:t xml:space="preserve">Environment</w:t>
-      </w:r>
-      <w:r>
-        <w:t xml:space="preserve">, and under</w:t>
-      </w:r>
-      <w:r>
-        <w:t xml:space="preserve"> </w:t>
-      </w:r>
-      <w:r>
-        <w:rPr>
-          <w:bCs/>
-          <w:b/>
-        </w:rPr>
-        <w:t xml:space="preserve">Check this workbook against the environment</w:t>
-      </w:r>
-      <w:r>
-        <w:t xml:space="preserve"> </w:t>
-      </w:r>
-      <w:r>
-        <w:t xml:space="preserve">pick what to compare with:</w:t>
+        <w:t xml:space="preserve">The model opens like a workbook, in the template layout, so everything works on it: Checks, the ERD, search and the exports.</w:t>
+      </w:r>
+      <w:r>
+        <w:t xml:space="preserve"> </w:t>
+      </w:r>
+      <w:r>
+        <w:rPr>
+          <w:bCs/>
+          <w:b/>
+        </w:rPr>
+        <w:t xml:space="preserve">Save &amp; share → Rebuilt in the current template</w:t>
+      </w:r>
+      <w:r>
+        <w:t xml:space="preserve"> </w:t>
+      </w:r>
+      <w:r>
+        <w:t xml:space="preserve">saves it as a workbook to keep or send.</w:t>
+      </w:r>
+    </w:p>
+    <w:p>
+      <w:pPr>
+        <w:pStyle w:val="FirstParagraph"/>
+      </w:pPr>
+      <w:r>
+        <w:t xml:space="preserve">A table added to the solution whole brings all its columns; a standard table such as Contact, added only for the columns you made on it, brings just those columns (plus its key and name). Helper columns Dataverse makes for others (such as the name behind a lookup) are left out.</w:t>
+      </w:r>
+    </w:p>
+    <w:bookmarkEnd w:id="87"/>
+    <w:bookmarkStart w:id="94" w:name="X6d3155be520a2a4d90bd61d6ed65065a4fc9923"/>
+    <w:p>
+      <w:pPr>
+        <w:pStyle w:val="Heading3"/>
+      </w:pPr>
+      <w:r>
+        <w:t xml:space="preserve">Checking the workbook against the environment</w:t>
       </w:r>
     </w:p>
     <w:p>
       <w:pPr>
         <w:numPr>
-          <w:ilvl w:val="1"/>
+          <w:ilvl w:val="0"/>
           <w:numId w:val="1016"/>
         </w:numPr>
         <w:pStyle w:val="Compact"/>
       </w:pPr>
       <w:r>
-        <w:rPr>
-          <w:bCs/>
-          <w:b/>
-        </w:rPr>
-        <w:t xml:space="preserve">a solution</w:t>
-      </w:r>
-      <w:r>
-        <w:t xml:space="preserve">, which also finds tables in the solution that the workbook doesn’t have; or</w:t>
+        <w:t xml:space="preserve">Open the data-model workbook (the design).</w:t>
       </w:r>
     </w:p>
     <w:p>
       <w:pPr>
         <w:numPr>
-          <w:ilvl w:val="1"/>
+          <w:ilvl w:val="0"/>
           <w:numId w:val="1016"/>
         </w:numPr>
         <w:pStyle w:val="Compact"/>
       </w:pPr>
       <w:r>
+        <w:t xml:space="preserve">Click</w:t>
+      </w:r>
+      <w:r>
+        <w:t xml:space="preserve"> </w:t>
+      </w:r>
+      <w:r>
+        <w:rPr>
+          <w:bCs/>
+          <w:b/>
+        </w:rPr>
+        <w:t xml:space="preserve">Environment</w:t>
+      </w:r>
+      <w:r>
+        <w:t xml:space="preserve">, and under</w:t>
+      </w:r>
+      <w:r>
+        <w:t xml:space="preserve"> </w:t>
+      </w:r>
+      <w:r>
+        <w:rPr>
+          <w:bCs/>
+          <w:b/>
+        </w:rPr>
+        <w:t xml:space="preserve">Check this workbook against the environment</w:t>
+      </w:r>
+      <w:r>
+        <w:t xml:space="preserve"> </w:t>
+      </w:r>
+      <w:r>
+        <w:t xml:space="preserve">pick what to compare with:</w:t>
+      </w:r>
+    </w:p>
+    <w:p>
+      <w:pPr>
+        <w:numPr>
+          <w:ilvl w:val="1"/>
+          <w:numId w:val="1017"/>
+        </w:numPr>
+        <w:pStyle w:val="Compact"/>
+      </w:pPr>
+      <w:r>
+        <w:rPr>
+          <w:bCs/>
+          <w:b/>
+        </w:rPr>
+        <w:t xml:space="preserve">a solution</w:t>
+      </w:r>
+      <w:r>
+        <w:t xml:space="preserve">, which also finds tables in the solution that the workbook doesn’t have; or</w:t>
+      </w:r>
+    </w:p>
+    <w:p>
+      <w:pPr>
+        <w:numPr>
+          <w:ilvl w:val="1"/>
+          <w:numId w:val="1017"/>
+        </w:numPr>
+        <w:pStyle w:val="Compact"/>
+      </w:pPr>
+      <w:r>
         <w:rPr>
           <w:bCs/>
           <w:b/>
@@ -7925,7 +8526,7 @@
       <w:pPr>
         <w:numPr>
           <w:ilvl w:val="0"/>
-          <w:numId w:val="1015"/>
+          <w:numId w:val="1016"/>
         </w:numPr>
         <w:pStyle w:val="Compact"/>
       </w:pPr>
@@ -7953,7 +8554,7 @@
       <w:pPr>
         <w:numPr>
           <w:ilvl w:val="0"/>
-          <w:numId w:val="1015"/>
+          <w:numId w:val="1016"/>
         </w:numPr>
         <w:pStyle w:val="Compact"/>
       </w:pPr>
@@ -8443,7 +9044,7 @@
       <w:pPr>
         <w:numPr>
           <w:ilvl w:val="0"/>
-          <w:numId w:val="1017"/>
+          <w:numId w:val="1018"/>
         </w:numPr>
         <w:pStyle w:val="Compact"/>
       </w:pPr>
@@ -8503,134 +9104,6 @@
       </w:r>
       <w:r>
         <w:t xml:space="preserve">into the folder (the repository already has a copy).</w:t>
-      </w:r>
-    </w:p>
-    <w:p>
-      <w:pPr>
-        <w:numPr>
-          <w:ilvl w:val="0"/>
-          <w:numId w:val="1017"/>
-        </w:numPr>
-        <w:pStyle w:val="Compact"/>
-      </w:pPr>
-      <w:r>
-        <w:t xml:space="preserve">Close XrmToolBox.</w:t>
-      </w:r>
-    </w:p>
-    <w:p>
-      <w:pPr>
-        <w:numPr>
-          <w:ilvl w:val="0"/>
-          <w:numId w:val="1017"/>
-        </w:numPr>
-        <w:pStyle w:val="Compact"/>
-      </w:pPr>
-      <w:r>
-        <w:t xml:space="preserve">In</w:t>
-      </w:r>
-      <w:r>
-        <w:t xml:space="preserve"> </w:t>
-      </w:r>
-      <w:r>
-        <w:rPr>
-          <w:rStyle w:val="VerbatimChar"/>
-        </w:rPr>
-        <w:t xml:space="preserve">data-model-explorer-v5\xrmtoolbox</w:t>
-      </w:r>
-      <w:r>
-        <w:t xml:space="preserve">, run</w:t>
-      </w:r>
-      <w:r>
-        <w:t xml:space="preserve"> </w:t>
-      </w:r>
-      <w:r>
-        <w:rPr>
-          <w:rStyle w:val="VerbatimChar"/>
-        </w:rPr>
-        <w:t xml:space="preserve">.\deploy.ps1</w:t>
-      </w:r>
-      <w:r>
-        <w:t xml:space="preserve">. It builds the tool and copies</w:t>
-      </w:r>
-      <w:r>
-        <w:t xml:space="preserve"> </w:t>
-      </w:r>
-      <w:r>
-        <w:rPr>
-          <w:rStyle w:val="VerbatimChar"/>
-        </w:rPr>
-        <w:t xml:space="preserve">FormusPro.DataModelExplorer.XrmToolBox.dll</w:t>
-      </w:r>
-      <w:r>
-        <w:t xml:space="preserve"> </w:t>
-      </w:r>
-      <w:r>
-        <w:t xml:space="preserve">into</w:t>
-      </w:r>
-      <w:r>
-        <w:t xml:space="preserve"> </w:t>
-      </w:r>
-      <w:r>
-        <w:rPr>
-          <w:rStyle w:val="VerbatimChar"/>
-        </w:rPr>
-        <w:t xml:space="preserve">%APPDATA%\MscrmTools\XrmToolBox\Plugins</w:t>
-      </w:r>
-      <w:r>
-        <w:t xml:space="preserve"> </w:t>
-      </w:r>
-      <w:r>
-        <w:t xml:space="preserve">(for a portable XrmToolBox:</w:t>
-      </w:r>
-      <w:r>
-        <w:t xml:space="preserve"> </w:t>
-      </w:r>
-      <w:r>
-        <w:rPr>
-          <w:rStyle w:val="VerbatimChar"/>
-        </w:rPr>
-        <w:t xml:space="preserve">.\deploy.ps1 -Plugins &lt;its Plugins folder&gt;</w:t>
-      </w:r>
-      <w:r>
-        <w:t xml:space="preserve">).</w:t>
-      </w:r>
-    </w:p>
-    <w:p>
-      <w:pPr>
-        <w:numPr>
-          <w:ilvl w:val="0"/>
-          <w:numId w:val="1017"/>
-        </w:numPr>
-        <w:pStyle w:val="Compact"/>
-      </w:pPr>
-      <w:r>
-        <w:t xml:space="preserve">Start XrmToolBox and open</w:t>
-      </w:r>
-      <w:r>
-        <w:t xml:space="preserve"> </w:t>
-      </w:r>
-      <w:r>
-        <w:rPr>
-          <w:bCs/>
-          <w:b/>
-        </w:rPr>
-        <w:t xml:space="preserve">Data Model Explorer</w:t>
-      </w:r>
-      <w:r>
-        <w:t xml:space="preserve"> </w:t>
-      </w:r>
-      <w:r>
-        <w:t xml:space="preserve">from the tool list.</w:t>
-      </w:r>
-    </w:p>
-    <w:bookmarkEnd w:id="96"/>
-    <w:bookmarkStart w:id="97" w:name="using-the-tool"/>
-    <w:p>
-      <w:pPr>
-        <w:pStyle w:val="Heading3"/>
-      </w:pPr>
-      <w:r>
-        <w:t xml:space="preserve">Using the tool</w:t>
       </w:r>
     </w:p>
     <w:p>
@@ -8642,7 +9115,7 @@
         <w:pStyle w:val="Compact"/>
       </w:pPr>
       <w:r>
-        <w:t xml:space="preserve">Connect to an environment as usual. The tool asks for a connection if there is none.</w:t>
+        <w:t xml:space="preserve">Close XrmToolBox.</w:t>
       </w:r>
     </w:p>
     <w:p>
@@ -8654,20 +9127,73 @@
         <w:pStyle w:val="Compact"/>
       </w:pPr>
       <w:r>
-        <w:t xml:space="preserve">The page opens on</w:t>
-      </w:r>
-      <w:r>
-        <w:t xml:space="preserve"> </w:t>
-      </w:r>
-      <w:r>
-        <w:rPr>
-          <w:bCs/>
-          <w:b/>
-        </w:rPr>
-        <w:t xml:space="preserve">This environment</w:t>
-      </w:r>
-      <w:r>
-        <w:t xml:space="preserve">: load a solution as the model, or open a workbook and check it against the environment.</w:t>
+        <w:t xml:space="preserve">In</w:t>
+      </w:r>
+      <w:r>
+        <w:t xml:space="preserve"> </w:t>
+      </w:r>
+      <w:r>
+        <w:rPr>
+          <w:rStyle w:val="VerbatimChar"/>
+        </w:rPr>
+        <w:t xml:space="preserve">data-model-explorer-v5\xrmtoolbox</w:t>
+      </w:r>
+      <w:r>
+        <w:t xml:space="preserve">, run</w:t>
+      </w:r>
+      <w:r>
+        <w:t xml:space="preserve"> </w:t>
+      </w:r>
+      <w:r>
+        <w:rPr>
+          <w:rStyle w:val="VerbatimChar"/>
+        </w:rPr>
+        <w:t xml:space="preserve">.\deploy.ps1</w:t>
+      </w:r>
+      <w:r>
+        <w:t xml:space="preserve">. It builds the tool and copies</w:t>
+      </w:r>
+      <w:r>
+        <w:t xml:space="preserve"> </w:t>
+      </w:r>
+      <w:r>
+        <w:rPr>
+          <w:rStyle w:val="VerbatimChar"/>
+        </w:rPr>
+        <w:t xml:space="preserve">FormusPro.DataModelExplorer.XrmToolBox.dll</w:t>
+      </w:r>
+      <w:r>
+        <w:t xml:space="preserve"> </w:t>
+      </w:r>
+      <w:r>
+        <w:t xml:space="preserve">into</w:t>
+      </w:r>
+      <w:r>
+        <w:t xml:space="preserve"> </w:t>
+      </w:r>
+      <w:r>
+        <w:rPr>
+          <w:rStyle w:val="VerbatimChar"/>
+        </w:rPr>
+        <w:t xml:space="preserve">%APPDATA%\MscrmTools\XrmToolBox\Plugins</w:t>
+      </w:r>
+      <w:r>
+        <w:t xml:space="preserve"> </w:t>
+      </w:r>
+      <w:r>
+        <w:t xml:space="preserve">(for a portable XrmToolBox:</w:t>
+      </w:r>
+      <w:r>
+        <w:t xml:space="preserve"> </w:t>
+      </w:r>
+      <w:r>
+        <w:rPr>
+          <w:rStyle w:val="VerbatimChar"/>
+        </w:rPr>
+        <w:t xml:space="preserve">.\deploy.ps1 -Plugins &lt;its Plugins folder&gt;</w:t>
+      </w:r>
+      <w:r>
+        <w:t xml:space="preserve">).</w:t>
       </w:r>
     </w:p>
     <w:p>
@@ -8679,6 +9205,81 @@
         <w:pStyle w:val="Compact"/>
       </w:pPr>
       <w:r>
+        <w:t xml:space="preserve">Start XrmToolBox and open</w:t>
+      </w:r>
+      <w:r>
+        <w:t xml:space="preserve"> </w:t>
+      </w:r>
+      <w:r>
+        <w:rPr>
+          <w:bCs/>
+          <w:b/>
+        </w:rPr>
+        <w:t xml:space="preserve">Data Model Explorer</w:t>
+      </w:r>
+      <w:r>
+        <w:t xml:space="preserve"> </w:t>
+      </w:r>
+      <w:r>
+        <w:t xml:space="preserve">from the tool list.</w:t>
+      </w:r>
+    </w:p>
+    <w:bookmarkEnd w:id="96"/>
+    <w:bookmarkStart w:id="97" w:name="using-the-tool"/>
+    <w:p>
+      <w:pPr>
+        <w:pStyle w:val="Heading3"/>
+      </w:pPr>
+      <w:r>
+        <w:t xml:space="preserve">Using the tool</w:t>
+      </w:r>
+    </w:p>
+    <w:p>
+      <w:pPr>
+        <w:numPr>
+          <w:ilvl w:val="0"/>
+          <w:numId w:val="1019"/>
+        </w:numPr>
+        <w:pStyle w:val="Compact"/>
+      </w:pPr>
+      <w:r>
+        <w:t xml:space="preserve">Connect to an environment as usual. The tool asks for a connection if there is none.</w:t>
+      </w:r>
+    </w:p>
+    <w:p>
+      <w:pPr>
+        <w:numPr>
+          <w:ilvl w:val="0"/>
+          <w:numId w:val="1019"/>
+        </w:numPr>
+        <w:pStyle w:val="Compact"/>
+      </w:pPr>
+      <w:r>
+        <w:t xml:space="preserve">The page opens on</w:t>
+      </w:r>
+      <w:r>
+        <w:t xml:space="preserve"> </w:t>
+      </w:r>
+      <w:r>
+        <w:rPr>
+          <w:bCs/>
+          <w:b/>
+        </w:rPr>
+        <w:t xml:space="preserve">This environment</w:t>
+      </w:r>
+      <w:r>
+        <w:t xml:space="preserve">: load a solution as the model, or open a workbook and check it against the environment.</w:t>
+      </w:r>
+    </w:p>
+    <w:p>
+      <w:pPr>
+        <w:numPr>
+          <w:ilvl w:val="0"/>
+          <w:numId w:val="1019"/>
+        </w:numPr>
+        <w:pStyle w:val="Compact"/>
+      </w:pPr>
+      <w:r>
         <w:t xml:space="preserve">Connecting to another environment (the connection button in XrmToolBox’s toolbar) reopens the page on that one.</w:t>
       </w:r>
     </w:p>
@@ -8724,7 +9325,7 @@
           <w:bCs/>
           <w:b/>
         </w:rPr>
-        <w:t xml:space="preserve">New version in template format</w:t>
+        <w:t xml:space="preserve">Rebuilt in the current template</w:t>
       </w:r>
       <w:r>
         <w:t xml:space="preserve">. The page has the current FormusPro template built in; you can replace it with your own.</w:t>
@@ -8879,119 +9480,55 @@
       <w:pPr>
         <w:numPr>
           <w:ilvl w:val="0"/>
-          <w:numId w:val="1019"/>
-        </w:numPr>
-        <w:pStyle w:val="Compact"/>
-      </w:pPr>
-      <w:r>
-        <w:t xml:space="preserve">Open the workbook. Columns and table details it lacks (for example Relationship Type, Cascade Delete, Primary Name Column) are added in the page and marked</w:t>
-      </w:r>
-      <w:r>
-        <w:t xml:space="preserve"> </w:t>
-      </w:r>
-      <w:r>
-        <w:rPr>
-          <w:bCs/>
-          <w:b/>
-        </w:rPr>
-        <w:t xml:space="preserve">added</w:t>
-      </w:r>
-      <w:r>
-        <w:t xml:space="preserve">.</w:t>
-      </w:r>
-    </w:p>
-    <w:p>
-      <w:pPr>
-        <w:numPr>
-          <w:ilvl w:val="0"/>
-          <w:numId w:val="1019"/>
-        </w:numPr>
-        <w:pStyle w:val="Compact"/>
-      </w:pPr>
-      <w:r>
-        <w:t xml:space="preserve">Fill them in where you need them.</w:t>
-      </w:r>
-    </w:p>
-    <w:p>
-      <w:pPr>
-        <w:numPr>
-          <w:ilvl w:val="0"/>
-          <w:numId w:val="1019"/>
-        </w:numPr>
-        <w:pStyle w:val="Compact"/>
-      </w:pPr>
-      <w:r>
-        <w:t xml:space="preserve">Save it one of two ways:</w:t>
-      </w:r>
-    </w:p>
-    <w:p>
-      <w:pPr>
-        <w:numPr>
-          <w:ilvl w:val="1"/>
           <w:numId w:val="1020"/>
         </w:numPr>
         <w:pStyle w:val="Compact"/>
       </w:pPr>
       <w:r>
-        <w:rPr>
-          <w:bCs/>
-          <w:b/>
-        </w:rPr>
-        <w:t xml:space="preserve">Download an updated copy</w:t>
-      </w:r>
-      <w:r>
-        <w:t xml:space="preserve"> </w:t>
-      </w:r>
-      <w:r>
-        <w:t xml:space="preserve">or</w:t>
-      </w:r>
-      <w:r>
-        <w:t xml:space="preserve"> </w:t>
-      </w:r>
-      <w:r>
-        <w:rPr>
-          <w:bCs/>
-          <w:b/>
-        </w:rPr>
-        <w:t xml:space="preserve">Save to the original file</w:t>
-      </w:r>
-      <w:r>
-        <w:t xml:space="preserve">: only the added columns you filled in are written, with their headers and hints.</w:t>
+        <w:t xml:space="preserve">Open the workbook. Columns and table details it lacks (for example Relationship Type, Cascade Delete, Primary Name Column) are added in the page and marked</w:t>
+      </w:r>
+      <w:r>
+        <w:t xml:space="preserve"> </w:t>
+      </w:r>
+      <w:r>
+        <w:rPr>
+          <w:bCs/>
+          <w:b/>
+        </w:rPr>
+        <w:t xml:space="preserve">added</w:t>
+      </w:r>
+      <w:r>
+        <w:t xml:space="preserve">.</w:t>
       </w:r>
     </w:p>
     <w:p>
       <w:pPr>
         <w:numPr>
-          <w:ilvl w:val="1"/>
+          <w:ilvl w:val="0"/>
           <w:numId w:val="1020"/>
         </w:numPr>
         <w:pStyle w:val="Compact"/>
       </w:pPr>
       <w:r>
-        <w:rPr>
-          <w:bCs/>
-          <w:b/>
-        </w:rPr>
-        <w:t xml:space="preserve">New version in template format</w:t>
-      </w:r>
-      <w:r>
-        <w:t xml:space="preserve">: the whole workbook rebuilt in the current template layout, every column and detail included.</w:t>
-      </w:r>
-    </w:p>
-    <w:bookmarkEnd w:id="103"/>
-    <w:bookmarkStart w:id="107" w:name="using-your-own-template"/>
-    <w:p>
-      <w:pPr>
-        <w:pStyle w:val="Heading3"/>
-      </w:pPr>
-      <w:r>
-        <w:t xml:space="preserve">Using your own template</w:t>
+        <w:t xml:space="preserve">Fill them in where you need them.</w:t>
       </w:r>
     </w:p>
     <w:p>
       <w:pPr>
         <w:numPr>
           <w:ilvl w:val="0"/>
+          <w:numId w:val="1020"/>
+        </w:numPr>
+        <w:pStyle w:val="Compact"/>
+      </w:pPr>
+      <w:r>
+        <w:t xml:space="preserve">Save it one of two ways:</w:t>
+      </w:r>
+    </w:p>
+    <w:p>
+      <w:pPr>
+        <w:numPr>
+          <w:ilvl w:val="1"/>
           <w:numId w:val="1021"/>
         </w:numPr>
         <w:pStyle w:val="Compact"/>
@@ -9001,56 +9538,62 @@
           <w:bCs/>
           <w:b/>
         </w:rPr>
-        <w:t xml:space="preserve">Check ▾ → Template → Download blank template</w:t>
-      </w:r>
-      <w:r>
-        <w:t xml:space="preserve"> </w:t>
-      </w:r>
-      <w:r>
-        <w:t xml:space="preserve">to start from the current one.</w:t>
+        <w:t xml:space="preserve">Save</w:t>
+      </w:r>
+      <w:r>
+        <w:t xml:space="preserve"> </w:t>
+      </w:r>
+      <w:r>
+        <w:t xml:space="preserve">or</w:t>
+      </w:r>
+      <w:r>
+        <w:t xml:space="preserve"> </w:t>
+      </w:r>
+      <w:r>
+        <w:rPr>
+          <w:bCs/>
+          <w:b/>
+        </w:rPr>
+        <w:t xml:space="preserve">Save as…</w:t>
+      </w:r>
+      <w:r>
+        <w:t xml:space="preserve">: only the added columns you filled in are written, with their headers and hints.</w:t>
       </w:r>
     </w:p>
     <w:p>
       <w:pPr>
         <w:numPr>
-          <w:ilvl w:val="0"/>
+          <w:ilvl w:val="1"/>
           <w:numId w:val="1021"/>
         </w:numPr>
         <w:pStyle w:val="Compact"/>
       </w:pPr>
       <w:r>
-        <w:t xml:space="preserve">Change it in Excel and keep the layout: the Table Dictionary, and one example table tab with its detail rows, hint row and header row starting</w:t>
-      </w:r>
-      <w:r>
-        <w:t xml:space="preserve"> </w:t>
-      </w:r>
-      <w:r>
-        <w:rPr>
-          <w:rStyle w:val="VerbatimChar"/>
-        </w:rPr>
-        <w:t xml:space="preserve">Logical Name</w:t>
-      </w:r>
-      <w:r>
-        <w:t xml:space="preserve">,</w:t>
-      </w:r>
-      <w:r>
-        <w:t xml:space="preserve"> </w:t>
-      </w:r>
-      <w:r>
-        <w:rPr>
-          <w:rStyle w:val="VerbatimChar"/>
-        </w:rPr>
-        <w:t xml:space="preserve">Schema Name</w:t>
-      </w:r>
-      <w:r>
-        <w:t xml:space="preserve">.</w:t>
+        <w:rPr>
+          <w:bCs/>
+          <w:b/>
+        </w:rPr>
+        <w:t xml:space="preserve">Rebuilt in the current template</w:t>
+      </w:r>
+      <w:r>
+        <w:t xml:space="preserve">: the whole workbook rebuilt in the current template layout, every column and detail included.</w:t>
+      </w:r>
+    </w:p>
+    <w:bookmarkEnd w:id="103"/>
+    <w:bookmarkStart w:id="107" w:name="using-your-own-template"/>
+    <w:p>
+      <w:pPr>
+        <w:pStyle w:val="Heading3"/>
+      </w:pPr>
+      <w:r>
+        <w:t xml:space="preserve">Using your own template</w:t>
       </w:r>
     </w:p>
     <w:p>
       <w:pPr>
         <w:numPr>
           <w:ilvl w:val="0"/>
-          <w:numId w:val="1021"/>
+          <w:numId w:val="1022"/>
         </w:numPr>
         <w:pStyle w:val="Compact"/>
       </w:pPr>
@@ -9059,36 +9602,94 @@
           <w:bCs/>
           <w:b/>
         </w:rPr>
-        <w:t xml:space="preserve">Template → Use a different template…</w:t>
-      </w:r>
-      <w:r>
-        <w:t xml:space="preserve"> </w:t>
-      </w:r>
-      <w:r>
-        <w:t xml:space="preserve">and pick your file. The page remembers it in this browser;</w:t>
-      </w:r>
-      <w:r>
-        <w:t xml:space="preserve"> </w:t>
-      </w:r>
-      <w:r>
-        <w:rPr>
-          <w:bCs/>
-          <w:b/>
-        </w:rPr>
-        <w:t xml:space="preserve">Reset to bundled</w:t>
-      </w:r>
-      <w:r>
-        <w:t xml:space="preserve"> </w:t>
-      </w:r>
-      <w:r>
-        <w:t xml:space="preserve">goes back to the built-in one.</w:t>
+        <w:t xml:space="preserve">Check ▾ → Template → Download blank template</w:t>
+      </w:r>
+      <w:r>
+        <w:t xml:space="preserve"> </w:t>
+      </w:r>
+      <w:r>
+        <w:t xml:space="preserve">to start from the current one.</w:t>
       </w:r>
     </w:p>
     <w:p>
       <w:pPr>
         <w:numPr>
           <w:ilvl w:val="0"/>
-          <w:numId w:val="1021"/>
+          <w:numId w:val="1022"/>
+        </w:numPr>
+        <w:pStyle w:val="Compact"/>
+      </w:pPr>
+      <w:r>
+        <w:t xml:space="preserve">Change it in Excel and keep the layout: the Table Dictionary, and one example table tab with its detail rows, hint row and header row starting</w:t>
+      </w:r>
+      <w:r>
+        <w:t xml:space="preserve"> </w:t>
+      </w:r>
+      <w:r>
+        <w:rPr>
+          <w:rStyle w:val="VerbatimChar"/>
+        </w:rPr>
+        <w:t xml:space="preserve">Logical Name</w:t>
+      </w:r>
+      <w:r>
+        <w:t xml:space="preserve">,</w:t>
+      </w:r>
+      <w:r>
+        <w:t xml:space="preserve"> </w:t>
+      </w:r>
+      <w:r>
+        <w:rPr>
+          <w:rStyle w:val="VerbatimChar"/>
+        </w:rPr>
+        <w:t xml:space="preserve">Schema Name</w:t>
+      </w:r>
+      <w:r>
+        <w:t xml:space="preserve">.</w:t>
+      </w:r>
+    </w:p>
+    <w:p>
+      <w:pPr>
+        <w:numPr>
+          <w:ilvl w:val="0"/>
+          <w:numId w:val="1022"/>
+        </w:numPr>
+        <w:pStyle w:val="Compact"/>
+      </w:pPr>
+      <w:r>
+        <w:rPr>
+          <w:bCs/>
+          <w:b/>
+        </w:rPr>
+        <w:t xml:space="preserve">Template → Use a different template…</w:t>
+      </w:r>
+      <w:r>
+        <w:t xml:space="preserve"> </w:t>
+      </w:r>
+      <w:r>
+        <w:t xml:space="preserve">and pick your file. The page remembers it in this browser;</w:t>
+      </w:r>
+      <w:r>
+        <w:t xml:space="preserve"> </w:t>
+      </w:r>
+      <w:r>
+        <w:rPr>
+          <w:bCs/>
+          <w:b/>
+        </w:rPr>
+        <w:t xml:space="preserve">Reset to bundled</w:t>
+      </w:r>
+      <w:r>
+        <w:t xml:space="preserve"> </w:t>
+      </w:r>
+      <w:r>
+        <w:t xml:space="preserve">goes back to the built-in one.</w:t>
+      </w:r>
+    </w:p>
+    <w:p>
+      <w:pPr>
+        <w:numPr>
+          <w:ilvl w:val="0"/>
+          <w:numId w:val="1022"/>
         </w:numPr>
         <w:pStyle w:val="Compact"/>
       </w:pPr>
@@ -9422,7 +10023,7 @@
                 <w:bCs/>
                 <w:b/>
               </w:rPr>
-              <w:t xml:space="preserve">New version in template format</w:t>
+              <w:t xml:space="preserve">Rebuilt in the current template</w:t>
             </w:r>
           </w:p>
         </w:tc>
@@ -9459,7 +10060,7 @@
       <w:pPr>
         <w:numPr>
           <w:ilvl w:val="0"/>
-          <w:numId w:val="1022"/>
+          <w:numId w:val="1023"/>
         </w:numPr>
         <w:pStyle w:val="Compact"/>
       </w:pPr>
@@ -9500,7 +10101,7 @@
       <w:pPr>
         <w:numPr>
           <w:ilvl w:val="0"/>
-          <w:numId w:val="1022"/>
+          <w:numId w:val="1023"/>
         </w:numPr>
         <w:pStyle w:val="Compact"/>
       </w:pPr>
@@ -9541,7 +10142,7 @@
       <w:pPr>
         <w:numPr>
           <w:ilvl w:val="0"/>
-          <w:numId w:val="1022"/>
+          <w:numId w:val="1023"/>
         </w:numPr>
         <w:pStyle w:val="Compact"/>
       </w:pPr>
@@ -9585,7 +10186,7 @@
       <w:pPr>
         <w:numPr>
           <w:ilvl w:val="0"/>
-          <w:numId w:val="1022"/>
+          <w:numId w:val="1023"/>
         </w:numPr>
         <w:pStyle w:val="Compact"/>
       </w:pPr>
@@ -9968,7 +10569,7 @@
       <w:pPr>
         <w:numPr>
           <w:ilvl w:val="0"/>
-          <w:numId w:val="1023"/>
+          <w:numId w:val="1024"/>
         </w:numPr>
         <w:pStyle w:val="Compact"/>
       </w:pPr>
@@ -9984,238 +10585,6 @@
       </w:r>
       <w:r>
         <w:t xml:space="preserve">count a field as yours when it starts with one of your prefixes, and flag a custom field whose prefix is neither yours nor Microsoft’s.</w:t>
-      </w:r>
-    </w:p>
-    <w:p>
-      <w:pPr>
-        <w:numPr>
-          <w:ilvl w:val="0"/>
-          <w:numId w:val="1023"/>
-        </w:numPr>
-        <w:pStyle w:val="Compact"/>
-      </w:pPr>
-      <w:r>
-        <w:rPr>
-          <w:bCs/>
-          <w:b/>
-        </w:rPr>
-        <w:t xml:space="preserve">＋ Add field</w:t>
-      </w:r>
-      <w:r>
-        <w:t xml:space="preserve"> </w:t>
-      </w:r>
-      <w:r>
-        <w:t xml:space="preserve">gives a new field the table’s own prefix, or your usual one.</w:t>
-      </w:r>
-    </w:p>
-    <w:p>
-      <w:pPr>
-        <w:numPr>
-          <w:ilvl w:val="0"/>
-          <w:numId w:val="1023"/>
-        </w:numPr>
-        <w:pStyle w:val="Compact"/>
-      </w:pPr>
-      <w:r>
-        <w:rPr>
-          <w:bCs/>
-          <w:b/>
-        </w:rPr>
-        <w:t xml:space="preserve">Build solution</w:t>
-      </w:r>
-      <w:r>
-        <w:t xml:space="preserve"> </w:t>
-      </w:r>
-      <w:r>
-        <w:t xml:space="preserve">suggests your prefixes in its Prefix box and fills in that prefix’s publisher. Building with a new prefix adds it to the list.</w:t>
-      </w:r>
-    </w:p>
-    <w:p>
-      <w:pPr>
-        <w:numPr>
-          <w:ilvl w:val="0"/>
-          <w:numId w:val="1023"/>
-        </w:numPr>
-        <w:pStyle w:val="Compact"/>
-      </w:pPr>
-      <w:r>
-        <w:rPr>
-          <w:bCs/>
-          <w:b/>
-        </w:rPr>
-        <w:t xml:space="preserve">Microsoft and other vendors’ prefixes</w:t>
-      </w:r>
-      <w:r>
-        <w:t xml:space="preserve"> </w:t>
-      </w:r>
-      <w:r>
-        <w:t xml:space="preserve">are treated as out of the box. The default is</w:t>
-      </w:r>
-      <w:r>
-        <w:t xml:space="preserve"> </w:t>
-      </w:r>
-      <w:r>
-        <w:rPr>
-          <w:rStyle w:val="VerbatimChar"/>
-        </w:rPr>
-        <w:t xml:space="preserve">ms*, adx</w:t>
-      </w:r>
-      <w:r>
-        <w:t xml:space="preserve">: an entry ending in</w:t>
-      </w:r>
-      <w:r>
-        <w:t xml:space="preserve"> </w:t>
-      </w:r>
-      <w:r>
-        <w:rPr>
-          <w:rStyle w:val="VerbatimChar"/>
-        </w:rPr>
-        <w:t xml:space="preserve">*</w:t>
-      </w:r>
-      <w:r>
-        <w:t xml:space="preserve"> </w:t>
-      </w:r>
-      <w:r>
-        <w:t xml:space="preserve">matches every prefix that starts with it, so</w:t>
-      </w:r>
-      <w:r>
-        <w:t xml:space="preserve"> </w:t>
-      </w:r>
-      <w:r>
-        <w:rPr>
-          <w:rStyle w:val="VerbatimChar"/>
-        </w:rPr>
-        <w:t xml:space="preserve">ms*</w:t>
-      </w:r>
-      <w:r>
-        <w:t xml:space="preserve"> </w:t>
-      </w:r>
-      <w:r>
-        <w:t xml:space="preserve">covers</w:t>
-      </w:r>
-      <w:r>
-        <w:t xml:space="preserve"> </w:t>
-      </w:r>
-      <w:r>
-        <w:rPr>
-          <w:rStyle w:val="VerbatimChar"/>
-        </w:rPr>
-        <w:t xml:space="preserve">msdyn</w:t>
-      </w:r>
-      <w:r>
-        <w:t xml:space="preserve">,</w:t>
-      </w:r>
-      <w:r>
-        <w:t xml:space="preserve"> </w:t>
-      </w:r>
-      <w:r>
-        <w:rPr>
-          <w:rStyle w:val="VerbatimChar"/>
-        </w:rPr>
-        <w:t xml:space="preserve">mspp</w:t>
-      </w:r>
-      <w:r>
-        <w:t xml:space="preserve">,</w:t>
-      </w:r>
-      <w:r>
-        <w:t xml:space="preserve"> </w:t>
-      </w:r>
-      <w:r>
-        <w:rPr>
-          <w:rStyle w:val="VerbatimChar"/>
-        </w:rPr>
-        <w:t xml:space="preserve">msdynce</w:t>
-      </w:r>
-      <w:r>
-        <w:t xml:space="preserve"> </w:t>
-      </w:r>
-      <w:r>
-        <w:t xml:space="preserve">and the rest. Add any others you use, such as a partner’s.</w:t>
-      </w:r>
-    </w:p>
-    <w:p>
-      <w:pPr>
-        <w:numPr>
-          <w:ilvl w:val="0"/>
-          <w:numId w:val="1023"/>
-        </w:numPr>
-        <w:pStyle w:val="Compact"/>
-      </w:pPr>
-      <w:r>
-        <w:t xml:space="preserve">Prefixes used in the workbook that are not listed appear under the table, to add with one click.</w:t>
-      </w:r>
-      <w:r>
-        <w:t xml:space="preserve"> </w:t>
-      </w:r>
-      <w:r>
-        <w:rPr>
-          <w:bCs/>
-          <w:b/>
-        </w:rPr>
-        <w:t xml:space="preserve">Reset</w:t>
-      </w:r>
-      <w:r>
-        <w:t xml:space="preserve"> </w:t>
-      </w:r>
-      <w:r>
-        <w:t xml:space="preserve">goes back to guessing your prefixes from the custom tables, as before.</w:t>
-      </w:r>
-    </w:p>
-    <w:bookmarkEnd w:id="114"/>
-    <w:bookmarkStart w:id="118" w:name="generating-a-dataverse-solution"/>
-    <w:p>
-      <w:pPr>
-        <w:pStyle w:val="Heading2"/>
-      </w:pPr>
-      <w:r>
-        <w:t xml:space="preserve">Generating a Dataverse solution</w:t>
-      </w:r>
-    </w:p>
-    <w:p>
-      <w:pPr>
-        <w:pStyle w:val="FirstParagraph"/>
-      </w:pPr>
-      <w:r>
-        <w:rPr>
-          <w:bCs/>
-          <w:b/>
-        </w:rPr>
-        <w:t xml:space="preserve">Build solution</w:t>
-      </w:r>
-      <w:r>
-        <w:t xml:space="preserve"> </w:t>
-      </w:r>
-      <w:r>
-        <w:t xml:space="preserve">in the header (or</w:t>
-      </w:r>
-      <w:r>
-        <w:t xml:space="preserve"> </w:t>
-      </w:r>
-      <w:r>
-        <w:rPr>
-          <w:bCs/>
-          <w:b/>
-        </w:rPr>
-        <w:t xml:space="preserve">Build solution…</w:t>
-      </w:r>
-      <w:r>
-        <w:t xml:space="preserve"> </w:t>
-      </w:r>
-      <w:r>
-        <w:t xml:space="preserve">on the Overview, or</w:t>
-      </w:r>
-      <w:r>
-        <w:t xml:space="preserve"> </w:t>
-      </w:r>
-      <w:r>
-        <w:rPr>
-          <w:bCs/>
-          <w:b/>
-        </w:rPr>
-        <w:t xml:space="preserve">Save &amp; share → Dataverse solution (.zip)…</w:t>
-      </w:r>
-      <w:r>
-        <w:t xml:space="preserve">) turns the workbook into an unmanaged solution, so nothing is created by hand in Power Apps. Clear the errors in Checks first.</w:t>
       </w:r>
     </w:p>
     <w:p>
@@ -10227,49 +10596,17 @@
         <w:pStyle w:val="Compact"/>
       </w:pPr>
       <w:r>
-        <w:t xml:space="preserve">Choose</w:t>
-      </w:r>
-      <w:r>
-        <w:t xml:space="preserve"> </w:t>
-      </w:r>
-      <w:r>
-        <w:rPr>
-          <w:bCs/>
-          <w:b/>
-        </w:rPr>
-        <w:t xml:space="preserve">What to build</w:t>
-      </w:r>
-      <w:r>
-        <w:t xml:space="preserve">:</w:t>
-      </w:r>
-      <w:r>
-        <w:t xml:space="preserve"> </w:t>
-      </w:r>
-      <w:r>
-        <w:rPr>
-          <w:bCs/>
-          <w:b/>
-        </w:rPr>
-        <w:t xml:space="preserve">Tables, fields and relationships</w:t>
-      </w:r>
-      <w:r>
-        <w:t xml:space="preserve"> </w:t>
-      </w:r>
-      <w:r>
-        <w:t xml:space="preserve">(everything with your prefix), or</w:t>
-      </w:r>
-      <w:r>
-        <w:t xml:space="preserve"> </w:t>
-      </w:r>
-      <w:r>
-        <w:rPr>
-          <w:bCs/>
-          <w:b/>
-        </w:rPr>
-        <w:t xml:space="preserve">Tables only</w:t>
-      </w:r>
-      <w:r>
-        <w:t xml:space="preserve">, which builds each new table with just its primary name column, for when you want the tables in place first and the fields later. The choice is remembered for the workbook.</w:t>
+        <w:rPr>
+          <w:bCs/>
+          <w:b/>
+        </w:rPr>
+        <w:t xml:space="preserve">＋ Add field</w:t>
+      </w:r>
+      <w:r>
+        <w:t xml:space="preserve"> </w:t>
+      </w:r>
+      <w:r>
+        <w:t xml:space="preserve">gives a new field the table’s own prefix, or your usual one.</w:t>
       </w:r>
     </w:p>
     <w:p>
@@ -10281,7 +10618,17 @@
         <w:pStyle w:val="Compact"/>
       </w:pPr>
       <w:r>
-        <w:t xml:space="preserve">Fill in the rest of the dialog. The prefix and choice value prefix are suggested from the workbook.</w:t>
+        <w:rPr>
+          <w:bCs/>
+          <w:b/>
+        </w:rPr>
+        <w:t xml:space="preserve">Build solution</w:t>
+      </w:r>
+      <w:r>
+        <w:t xml:space="preserve"> </w:t>
+      </w:r>
+      <w:r>
+        <w:t xml:space="preserve">suggests your prefixes in its Prefix box and fills in that prefix’s publisher. Building with a new prefix adds it to the list.</w:t>
       </w:r>
     </w:p>
     <w:p>
@@ -10293,20 +10640,98 @@
         <w:pStyle w:val="Compact"/>
       </w:pPr>
       <w:r>
-        <w:t xml:space="preserve">Read</w:t>
-      </w:r>
-      <w:r>
-        <w:t xml:space="preserve"> </w:t>
-      </w:r>
-      <w:r>
-        <w:rPr>
-          <w:bCs/>
-          <w:b/>
-        </w:rPr>
-        <w:t xml:space="preserve">Will be built</w:t>
-      </w:r>
-      <w:r>
-        <w:t xml:space="preserve">: new tables, existing tables gaining your fields, fields and relationships, plus what is to build by hand or not included and why.</w:t>
+        <w:rPr>
+          <w:bCs/>
+          <w:b/>
+        </w:rPr>
+        <w:t xml:space="preserve">Microsoft and other vendors’ prefixes</w:t>
+      </w:r>
+      <w:r>
+        <w:t xml:space="preserve"> </w:t>
+      </w:r>
+      <w:r>
+        <w:t xml:space="preserve">are treated as out of the box. The default is</w:t>
+      </w:r>
+      <w:r>
+        <w:t xml:space="preserve"> </w:t>
+      </w:r>
+      <w:r>
+        <w:rPr>
+          <w:rStyle w:val="VerbatimChar"/>
+        </w:rPr>
+        <w:t xml:space="preserve">ms*, adx</w:t>
+      </w:r>
+      <w:r>
+        <w:t xml:space="preserve">: an entry ending in</w:t>
+      </w:r>
+      <w:r>
+        <w:t xml:space="preserve"> </w:t>
+      </w:r>
+      <w:r>
+        <w:rPr>
+          <w:rStyle w:val="VerbatimChar"/>
+        </w:rPr>
+        <w:t xml:space="preserve">*</w:t>
+      </w:r>
+      <w:r>
+        <w:t xml:space="preserve"> </w:t>
+      </w:r>
+      <w:r>
+        <w:t xml:space="preserve">matches every prefix that starts with it, so</w:t>
+      </w:r>
+      <w:r>
+        <w:t xml:space="preserve"> </w:t>
+      </w:r>
+      <w:r>
+        <w:rPr>
+          <w:rStyle w:val="VerbatimChar"/>
+        </w:rPr>
+        <w:t xml:space="preserve">ms*</w:t>
+      </w:r>
+      <w:r>
+        <w:t xml:space="preserve"> </w:t>
+      </w:r>
+      <w:r>
+        <w:t xml:space="preserve">covers</w:t>
+      </w:r>
+      <w:r>
+        <w:t xml:space="preserve"> </w:t>
+      </w:r>
+      <w:r>
+        <w:rPr>
+          <w:rStyle w:val="VerbatimChar"/>
+        </w:rPr>
+        <w:t xml:space="preserve">msdyn</w:t>
+      </w:r>
+      <w:r>
+        <w:t xml:space="preserve">,</w:t>
+      </w:r>
+      <w:r>
+        <w:t xml:space="preserve"> </w:t>
+      </w:r>
+      <w:r>
+        <w:rPr>
+          <w:rStyle w:val="VerbatimChar"/>
+        </w:rPr>
+        <w:t xml:space="preserve">mspp</w:t>
+      </w:r>
+      <w:r>
+        <w:t xml:space="preserve">,</w:t>
+      </w:r>
+      <w:r>
+        <w:t xml:space="preserve"> </w:t>
+      </w:r>
+      <w:r>
+        <w:rPr>
+          <w:rStyle w:val="VerbatimChar"/>
+        </w:rPr>
+        <w:t xml:space="preserve">msdynce</w:t>
+      </w:r>
+      <w:r>
+        <w:t xml:space="preserve"> </w:t>
+      </w:r>
+      <w:r>
+        <w:t xml:space="preserve">and the rest. Add any others you use, such as a partner’s.</w:t>
       </w:r>
     </w:p>
     <w:p>
@@ -10314,6 +10739,182 @@
         <w:numPr>
           <w:ilvl w:val="0"/>
           <w:numId w:val="1024"/>
+        </w:numPr>
+        <w:pStyle w:val="Compact"/>
+      </w:pPr>
+      <w:r>
+        <w:t xml:space="preserve">Prefixes used in the workbook that are not listed appear under the table, to add with one click.</w:t>
+      </w:r>
+      <w:r>
+        <w:t xml:space="preserve"> </w:t>
+      </w:r>
+      <w:r>
+        <w:rPr>
+          <w:bCs/>
+          <w:b/>
+        </w:rPr>
+        <w:t xml:space="preserve">Reset</w:t>
+      </w:r>
+      <w:r>
+        <w:t xml:space="preserve"> </w:t>
+      </w:r>
+      <w:r>
+        <w:t xml:space="preserve">goes back to guessing your prefixes from the custom tables, as before.</w:t>
+      </w:r>
+    </w:p>
+    <w:bookmarkEnd w:id="114"/>
+    <w:bookmarkStart w:id="118" w:name="generating-a-dataverse-solution"/>
+    <w:p>
+      <w:pPr>
+        <w:pStyle w:val="Heading2"/>
+      </w:pPr>
+      <w:r>
+        <w:t xml:space="preserve">Generating a Dataverse solution</w:t>
+      </w:r>
+    </w:p>
+    <w:p>
+      <w:pPr>
+        <w:pStyle w:val="FirstParagraph"/>
+      </w:pPr>
+      <w:r>
+        <w:rPr>
+          <w:bCs/>
+          <w:b/>
+        </w:rPr>
+        <w:t xml:space="preserve">Build solution</w:t>
+      </w:r>
+      <w:r>
+        <w:t xml:space="preserve"> </w:t>
+      </w:r>
+      <w:r>
+        <w:t xml:space="preserve">in the header (or</w:t>
+      </w:r>
+      <w:r>
+        <w:t xml:space="preserve"> </w:t>
+      </w:r>
+      <w:r>
+        <w:rPr>
+          <w:bCs/>
+          <w:b/>
+        </w:rPr>
+        <w:t xml:space="preserve">Build solution…</w:t>
+      </w:r>
+      <w:r>
+        <w:t xml:space="preserve"> </w:t>
+      </w:r>
+      <w:r>
+        <w:t xml:space="preserve">on the Overview, or</w:t>
+      </w:r>
+      <w:r>
+        <w:t xml:space="preserve"> </w:t>
+      </w:r>
+      <w:r>
+        <w:rPr>
+          <w:bCs/>
+          <w:b/>
+        </w:rPr>
+        <w:t xml:space="preserve">Save &amp; share → Dataverse solution (.zip)…</w:t>
+      </w:r>
+      <w:r>
+        <w:t xml:space="preserve">) turns the workbook into an unmanaged solution, so nothing is created by hand in Power Apps. Clear the errors in Checks first.</w:t>
+      </w:r>
+    </w:p>
+    <w:p>
+      <w:pPr>
+        <w:numPr>
+          <w:ilvl w:val="0"/>
+          <w:numId w:val="1025"/>
+        </w:numPr>
+        <w:pStyle w:val="Compact"/>
+      </w:pPr>
+      <w:r>
+        <w:t xml:space="preserve">Choose</w:t>
+      </w:r>
+      <w:r>
+        <w:t xml:space="preserve"> </w:t>
+      </w:r>
+      <w:r>
+        <w:rPr>
+          <w:bCs/>
+          <w:b/>
+        </w:rPr>
+        <w:t xml:space="preserve">What to build</w:t>
+      </w:r>
+      <w:r>
+        <w:t xml:space="preserve">:</w:t>
+      </w:r>
+      <w:r>
+        <w:t xml:space="preserve"> </w:t>
+      </w:r>
+      <w:r>
+        <w:rPr>
+          <w:bCs/>
+          <w:b/>
+        </w:rPr>
+        <w:t xml:space="preserve">Tables, fields and relationships</w:t>
+      </w:r>
+      <w:r>
+        <w:t xml:space="preserve"> </w:t>
+      </w:r>
+      <w:r>
+        <w:t xml:space="preserve">(everything with your prefix), or</w:t>
+      </w:r>
+      <w:r>
+        <w:t xml:space="preserve"> </w:t>
+      </w:r>
+      <w:r>
+        <w:rPr>
+          <w:bCs/>
+          <w:b/>
+        </w:rPr>
+        <w:t xml:space="preserve">Tables only</w:t>
+      </w:r>
+      <w:r>
+        <w:t xml:space="preserve">, which builds each new table with just its primary name column, for when you want the tables in place first and the fields later. The choice is remembered for the workbook.</w:t>
+      </w:r>
+    </w:p>
+    <w:p>
+      <w:pPr>
+        <w:numPr>
+          <w:ilvl w:val="0"/>
+          <w:numId w:val="1025"/>
+        </w:numPr>
+        <w:pStyle w:val="Compact"/>
+      </w:pPr>
+      <w:r>
+        <w:t xml:space="preserve">Fill in the rest of the dialog. The prefix and choice value prefix are suggested from the workbook.</w:t>
+      </w:r>
+    </w:p>
+    <w:p>
+      <w:pPr>
+        <w:numPr>
+          <w:ilvl w:val="0"/>
+          <w:numId w:val="1025"/>
+        </w:numPr>
+        <w:pStyle w:val="Compact"/>
+      </w:pPr>
+      <w:r>
+        <w:t xml:space="preserve">Read</w:t>
+      </w:r>
+      <w:r>
+        <w:t xml:space="preserve"> </w:t>
+      </w:r>
+      <w:r>
+        <w:rPr>
+          <w:bCs/>
+          <w:b/>
+        </w:rPr>
+        <w:t xml:space="preserve">Will be built</w:t>
+      </w:r>
+      <w:r>
+        <w:t xml:space="preserve">: new tables, existing tables gaining your fields, fields and relationships, plus what is to build by hand or not included and why.</w:t>
+      </w:r>
+    </w:p>
+    <w:p>
+      <w:pPr>
+        <w:numPr>
+          <w:ilvl w:val="0"/>
+          <w:numId w:val="1025"/>
         </w:numPr>
         <w:pStyle w:val="Compact"/>
       </w:pPr>
@@ -11087,7 +11688,7 @@
       <w:pPr>
         <w:numPr>
           <w:ilvl w:val="0"/>
-          <w:numId w:val="1025"/>
+          <w:numId w:val="1026"/>
         </w:numPr>
       </w:pPr>
       <w:r>
@@ -11098,7 +11699,7 @@
       <w:pPr>
         <w:numPr>
           <w:ilvl w:val="0"/>
-          <w:numId w:val="1025"/>
+          <w:numId w:val="1026"/>
         </w:numPr>
       </w:pPr>
       <w:r>
@@ -11208,7 +11809,7 @@
       <w:pPr>
         <w:numPr>
           <w:ilvl w:val="0"/>
-          <w:numId w:val="1025"/>
+          <w:numId w:val="1026"/>
         </w:numPr>
       </w:pPr>
       <w:r>
@@ -11228,7 +11829,7 @@
       <w:pPr>
         <w:numPr>
           <w:ilvl w:val="0"/>
-          <w:numId w:val="1025"/>
+          <w:numId w:val="1026"/>
         </w:numPr>
       </w:pPr>
       <w:r>
@@ -11239,7 +11840,7 @@
       <w:pPr>
         <w:numPr>
           <w:ilvl w:val="0"/>
-          <w:numId w:val="1025"/>
+          <w:numId w:val="1026"/>
         </w:numPr>
       </w:pPr>
       <w:r>
@@ -11433,7 +12034,7 @@
       <w:pPr>
         <w:numPr>
           <w:ilvl w:val="0"/>
-          <w:numId w:val="1026"/>
+          <w:numId w:val="1027"/>
         </w:numPr>
         <w:pStyle w:val="Compact"/>
       </w:pPr>
@@ -11473,7 +12074,7 @@
       <w:pPr>
         <w:numPr>
           <w:ilvl w:val="0"/>
-          <w:numId w:val="1026"/>
+          <w:numId w:val="1027"/>
         </w:numPr>
         <w:pStyle w:val="Compact"/>
       </w:pPr>
@@ -11500,7 +12101,7 @@
       <w:pPr>
         <w:numPr>
           <w:ilvl w:val="0"/>
-          <w:numId w:val="1026"/>
+          <w:numId w:val="1027"/>
         </w:numPr>
         <w:pStyle w:val="Compact"/>
       </w:pPr>
@@ -11528,7 +12129,7 @@
       <w:pPr>
         <w:numPr>
           <w:ilvl w:val="0"/>
-          <w:numId w:val="1026"/>
+          <w:numId w:val="1027"/>
         </w:numPr>
         <w:pStyle w:val="Compact"/>
       </w:pPr>
@@ -11540,7 +12141,7 @@
       <w:pPr>
         <w:numPr>
           <w:ilvl w:val="0"/>
-          <w:numId w:val="1026"/>
+          <w:numId w:val="1027"/>
         </w:numPr>
         <w:pStyle w:val="Compact"/>
       </w:pPr>
@@ -11552,7 +12153,7 @@
       <w:pPr>
         <w:numPr>
           <w:ilvl w:val="0"/>
-          <w:numId w:val="1026"/>
+          <w:numId w:val="1027"/>
         </w:numPr>
         <w:pStyle w:val="Compact"/>
       </w:pPr>
@@ -11742,7 +12343,7 @@
               <w:jc w:val="left"/>
             </w:pPr>
             <w:r>
-              <w:t xml:space="preserve">Read the reason it gives. Usually there is no empty row for an added field before the Forms section, or a sheet that rows can’t be inserted into (it holds an Excel table, a drawing or comments, or another sheet’s formula points at it). Use</w:t>
+              <w:t xml:space="preserve">Read the reason it gives. Usually there is no empty row for an added field before the Forms section, or a sheet that rows can’t be inserted into (it holds an Excel table, a drawing or comments, or a pivot table reads from it). Use</w:t>
             </w:r>
             <w:r>
               <w:t xml:space="preserve"> </w:t>
@@ -11752,10 +12353,57 @@
                 <w:bCs/>
                 <w:b/>
               </w:rPr>
-              <w:t xml:space="preserve">New version in template format</w:t>
+              <w:t xml:space="preserve">Rebuilt in the current template</w:t>
             </w:r>
             <w:r>
               <w:t xml:space="preserve">, or add empty rows in Excel and reload</w:t>
+            </w:r>
+          </w:p>
+        </w:tc>
+      </w:tr>
+      <w:tr>
+        <w:tc>
+          <w:tcPr/>
+          <w:p>
+            <w:pPr>
+              <w:pStyle w:val="Compact"/>
+              <w:jc w:val="left"/>
+            </w:pPr>
+            <w:r>
+              <w:t xml:space="preserve">“</w:t>
+            </w:r>
+            <w:r>
+              <w:t xml:space="preserve">Text length must not exceed 32767 characters</w:t>
+            </w:r>
+            <w:r>
+              <w:t xml:space="preserve">”</w:t>
+            </w:r>
+            <w:r>
+              <w:t xml:space="preserve">, or a note that text was too long for Excel</w:t>
+            </w:r>
+          </w:p>
+        </w:tc>
+        <w:tc>
+          <w:tcPr/>
+          <w:p>
+            <w:pPr>
+              <w:pStyle w:val="Compact"/>
+              <w:jc w:val="left"/>
+            </w:pPr>
+            <w:r>
+              <w:t xml:space="preserve">Excel holds at most 32,767 characters in a cell. Longer text (often a long list of choice options in Additional data) is cut to fit and ends with</w:t>
+            </w:r>
+            <w:r>
+              <w:t xml:space="preserve"> </w:t>
+            </w:r>
+            <w:r>
+              <w:rPr>
+                <w:rStyle w:val="VerbatimChar"/>
+              </w:rPr>
+              <w:t xml:space="preserve">[cut: … this had N]</w:t>
+            </w:r>
+            <w:r>
+              <w:t xml:space="preserve">; the page lists the cells. Shorten the text in the workbook if the full list matters</w:t>
             </w:r>
           </w:p>
         </w:tc>
@@ -11773,35 +12421,25 @@
                 <w:bCs/>
                 <w:b/>
               </w:rPr>
-              <w:t xml:space="preserve">Save to the original file</w:t>
+              <w:t xml:space="preserve">Save</w:t>
             </w:r>
             <w:r>
               <w:t xml:space="preserve"> </w:t>
             </w:r>
             <w:r>
-              <w:t xml:space="preserve">is greyed out</w:t>
-            </w:r>
-          </w:p>
-        </w:tc>
-        <w:tc>
-          <w:tcPr/>
-          <w:p>
-            <w:pPr>
-              <w:pStyle w:val="Compact"/>
-              <w:jc w:val="left"/>
-            </w:pPr>
-            <w:r>
-              <w:t xml:space="preserve">Open the file with Open workbook… or Load a newer version… (not by dragging it) in Chrome or Edge to link it, or use</w:t>
-            </w:r>
-            <w:r>
-              <w:t xml:space="preserve"> </w:t>
-            </w:r>
-            <w:r>
-              <w:rPr>
-                <w:bCs/>
-                <w:b/>
-              </w:rPr>
-              <w:t xml:space="preserve">Download an updated copy</w:t>
+              <w:t xml:space="preserve">asks where to save every time</w:t>
+            </w:r>
+          </w:p>
+        </w:tc>
+        <w:tc>
+          <w:tcPr/>
+          <w:p>
+            <w:pPr>
+              <w:pStyle w:val="Compact"/>
+              <w:jc w:val="left"/>
+            </w:pPr>
+            <w:r>
+              <w:t xml:space="preserve">The page isn’t linked to a file: in Firefox and Safari it can’t be, so Save downloads. In Chrome and Edge, open the file with Open workbook… (not by dragging it), or save once and it is linked from then on</w:t>
             </w:r>
           </w:p>
         </w:tc>
@@ -13557,7 +14195,7 @@
       <w:pPr>
         <w:numPr>
           <w:ilvl w:val="0"/>
-          <w:numId w:val="1027"/>
+          <w:numId w:val="1028"/>
         </w:numPr>
         <w:pStyle w:val="Compact"/>
       </w:pPr>
@@ -13593,7 +14231,7 @@
       <w:pPr>
         <w:numPr>
           <w:ilvl w:val="0"/>
-          <w:numId w:val="1027"/>
+          <w:numId w:val="1028"/>
         </w:numPr>
         <w:pStyle w:val="Compact"/>
       </w:pPr>
@@ -13638,7 +14276,7 @@
       <w:pPr>
         <w:numPr>
           <w:ilvl w:val="0"/>
-          <w:numId w:val="1027"/>
+          <w:numId w:val="1028"/>
         </w:numPr>
         <w:pStyle w:val="Compact"/>
       </w:pPr>
@@ -13674,7 +14312,7 @@
       <w:pPr>
         <w:numPr>
           <w:ilvl w:val="0"/>
-          <w:numId w:val="1027"/>
+          <w:numId w:val="1028"/>
         </w:numPr>
         <w:pStyle w:val="Compact"/>
       </w:pPr>
@@ -13719,7 +14357,7 @@
       <w:pPr>
         <w:numPr>
           <w:ilvl w:val="0"/>
-          <w:numId w:val="1027"/>
+          <w:numId w:val="1028"/>
         </w:numPr>
         <w:pStyle w:val="Compact"/>
       </w:pPr>
@@ -13782,7 +14420,7 @@
       <w:pPr>
         <w:numPr>
           <w:ilvl w:val="0"/>
-          <w:numId w:val="1027"/>
+          <w:numId w:val="1028"/>
         </w:numPr>
         <w:pStyle w:val="Compact"/>
       </w:pPr>
@@ -14258,6 +14896,9 @@
     <w:abstractNumId w:val="991"/>
   </w:num>
   <w:num w:numId="1005">
+    <w:abstractNumId w:val="991"/>
+  </w:num>
+  <w:num w:numId="1006">
     <w:abstractNumId w:val="99411"/>
     <w:lvlOverride w:ilvl="0">
       <w:startOverride w:val="1"/>
@@ -14287,10 +14928,10 @@
       <w:startOverride w:val="1"/>
     </w:lvlOverride>
   </w:num>
-  <w:num w:numId="1006">
+  <w:num w:numId="1007">
     <w:abstractNumId w:val="991"/>
   </w:num>
-  <w:num w:numId="1007">
+  <w:num w:numId="1008">
     <w:abstractNumId w:val="99411"/>
     <w:lvlOverride w:ilvl="0">
       <w:startOverride w:val="1"/>
@@ -14320,13 +14961,13 @@
       <w:startOverride w:val="1"/>
     </w:lvlOverride>
   </w:num>
-  <w:num w:numId="1008">
-    <w:abstractNumId w:val="991"/>
-  </w:num>
   <w:num w:numId="1009">
     <w:abstractNumId w:val="991"/>
   </w:num>
   <w:num w:numId="1010">
+    <w:abstractNumId w:val="991"/>
+  </w:num>
+  <w:num w:numId="1011">
     <w:abstractNumId w:val="99411"/>
     <w:lvlOverride w:ilvl="0">
       <w:startOverride w:val="1"/>
@@ -14356,38 +14997,8 @@
       <w:startOverride w:val="1"/>
     </w:lvlOverride>
   </w:num>
-  <w:num w:numId="1011">
+  <w:num w:numId="1012">
     <w:abstractNumId w:val="991"/>
-  </w:num>
-  <w:num w:numId="1012">
-    <w:abstractNumId w:val="99411"/>
-    <w:lvlOverride w:ilvl="0">
-      <w:startOverride w:val="1"/>
-    </w:lvlOverride>
-    <w:lvlOverride w:ilvl="1">
-      <w:startOverride w:val="1"/>
-    </w:lvlOverride>
-    <w:lvlOverride w:ilvl="2">
-      <w:startOverride w:val="1"/>
-    </w:lvlOverride>
-    <w:lvlOverride w:ilvl="3">
-      <w:startOverride w:val="1"/>
-    </w:lvlOverride>
-    <w:lvlOverride w:ilvl="4">
-      <w:startOverride w:val="1"/>
-    </w:lvlOverride>
-    <w:lvlOverride w:ilvl="5">
-      <w:startOverride w:val="1"/>
-    </w:lvlOverride>
-    <w:lvlOverride w:ilvl="6">
-      <w:startOverride w:val="1"/>
-    </w:lvlOverride>
-    <w:lvlOverride w:ilvl="7">
-      <w:startOverride w:val="1"/>
-    </w:lvlOverride>
-    <w:lvlOverride w:ilvl="8">
-      <w:startOverride w:val="1"/>
-    </w:lvlOverride>
   </w:num>
   <w:num w:numId="1013">
     <w:abstractNumId w:val="99411"/>
@@ -14480,9 +15091,6 @@
     </w:lvlOverride>
   </w:num>
   <w:num w:numId="1016">
-    <w:abstractNumId w:val="991"/>
-  </w:num>
-  <w:num w:numId="1017">
     <w:abstractNumId w:val="99411"/>
     <w:lvlOverride w:ilvl="0">
       <w:startOverride w:val="1"/>
@@ -14511,6 +15119,9 @@
     <w:lvlOverride w:ilvl="8">
       <w:startOverride w:val="1"/>
     </w:lvlOverride>
+  </w:num>
+  <w:num w:numId="1017">
+    <w:abstractNumId w:val="991"/>
   </w:num>
   <w:num w:numId="1018">
     <w:abstractNumId w:val="99411"/>
@@ -14573,9 +15184,6 @@
     </w:lvlOverride>
   </w:num>
   <w:num w:numId="1020">
-    <w:abstractNumId w:val="991"/>
-  </w:num>
-  <w:num w:numId="1021">
     <w:abstractNumId w:val="99411"/>
     <w:lvlOverride w:ilvl="0">
       <w:startOverride w:val="1"/>
@@ -14604,6 +15212,9 @@
     <w:lvlOverride w:ilvl="8">
       <w:startOverride w:val="1"/>
     </w:lvlOverride>
+  </w:num>
+  <w:num w:numId="1021">
+    <w:abstractNumId w:val="991"/>
   </w:num>
   <w:num w:numId="1022">
     <w:abstractNumId w:val="99411"/>
@@ -14636,9 +15247,6 @@
     </w:lvlOverride>
   </w:num>
   <w:num w:numId="1023">
-    <w:abstractNumId w:val="991"/>
-  </w:num>
-  <w:num w:numId="1024">
     <w:abstractNumId w:val="99411"/>
     <w:lvlOverride w:ilvl="0">
       <w:startOverride w:val="1"/>
@@ -14667,6 +15275,9 @@
     <w:lvlOverride w:ilvl="8">
       <w:startOverride w:val="1"/>
     </w:lvlOverride>
+  </w:num>
+  <w:num w:numId="1024">
+    <w:abstractNumId w:val="991"/>
   </w:num>
   <w:num w:numId="1025">
     <w:abstractNumId w:val="99411"/>
@@ -14729,6 +15340,36 @@
     </w:lvlOverride>
   </w:num>
   <w:num w:numId="1027">
+    <w:abstractNumId w:val="99411"/>
+    <w:lvlOverride w:ilvl="0">
+      <w:startOverride w:val="1"/>
+    </w:lvlOverride>
+    <w:lvlOverride w:ilvl="1">
+      <w:startOverride w:val="1"/>
+    </w:lvlOverride>
+    <w:lvlOverride w:ilvl="2">
+      <w:startOverride w:val="1"/>
+    </w:lvlOverride>
+    <w:lvlOverride w:ilvl="3">
+      <w:startOverride w:val="1"/>
+    </w:lvlOverride>
+    <w:lvlOverride w:ilvl="4">
+      <w:startOverride w:val="1"/>
+    </w:lvlOverride>
+    <w:lvlOverride w:ilvl="5">
+      <w:startOverride w:val="1"/>
+    </w:lvlOverride>
+    <w:lvlOverride w:ilvl="6">
+      <w:startOverride w:val="1"/>
+    </w:lvlOverride>
+    <w:lvlOverride w:ilvl="7">
+      <w:startOverride w:val="1"/>
+    </w:lvlOverride>
+    <w:lvlOverride w:ilvl="8">
+      <w:startOverride w:val="1"/>
+    </w:lvlOverride>
+  </w:num>
+  <w:num w:numId="1028">
     <w:abstractNumId w:val="991"/>
   </w:num>
 </w:numbering>

--- a/data-model-explorer-v6/docs/User_Guide.docx
+++ b/data-model-explorer-v6/docs/User_Guide.docx
@@ -45,7 +45,7 @@
         <w:t xml:space="preserve"> </w:t>
       </w:r>
       <w:r>
-        <w:t xml:space="preserve">6.0.0</w:t>
+        <w:t xml:space="preserve">6.0.1</w:t>
       </w:r>
       <w:r>
         <w:t xml:space="preserve"> </w:t>
@@ -7647,7 +7647,7 @@
         <w:rPr>
           <w:rStyle w:val="VerbatimChar"/>
         </w:rPr>
-        <w:t xml:space="preserve">FORMUS_DataModelExplorer_6_0_0_0.zip</w:t>
+        <w:t xml:space="preserve">FORMUS_DataModelExplorer_6_0_1_0.zip</w:t>
       </w:r>
       <w:r>
         <w:t xml:space="preserve"> </w:t>
@@ -8193,7 +8193,7 @@
       <w:r>
         <w:drawing>
           <wp:inline>
-            <wp:extent cx="3063240" cy="7318787"/>
+            <wp:extent cx="3172968" cy="4486088"/>
             <wp:effectExtent b="0" l="0" r="0" t="0"/>
             <wp:docPr descr="This environment" title="" id="84" name="Picture"/>
             <a:graphic>
@@ -8214,7 +8214,7 @@
                   <pic:spPr bwMode="auto">
                     <a:xfrm>
                       <a:off x="0" y="0"/>
-                      <a:ext cx="3063240" cy="7318787"/>
+                      <a:ext cx="3172968" cy="4486088"/>
                     </a:xfrm>
                     <a:prstGeom prst="rect">
                       <a:avLst/>
@@ -8288,7 +8288,7 @@
         <w:t xml:space="preserve"> </w:t>
       </w:r>
       <w:r>
-        <w:t xml:space="preserve">The solution to check against ·</w:t>
+        <w:t xml:space="preserve">Managed environment ·</w:t>
       </w:r>
       <w:r>
         <w:t xml:space="preserve"> </w:t>
@@ -8304,7 +8304,15 @@
         <w:t xml:space="preserve"> </w:t>
       </w:r>
       <w:r>
-        <w:t xml:space="preserve">Managed environment</w:t>
+        <w:t xml:space="preserve">Check the workbook against it</w:t>
+      </w:r>
+    </w:p>
+    <w:p>
+      <w:pPr>
+        <w:pStyle w:val="BodyText"/>
+      </w:pPr>
+      <w:r>
+        <w:t xml:space="preserve">There is one list of solutions, with a search box. Pick a solution once, then load it as the model or check the workbook against it: both buttons name the solution picked.</w:t>
       </w:r>
     </w:p>
     <w:bookmarkEnd w:id="86"/>
@@ -8465,23 +8473,7 @@
         <w:t xml:space="preserve">Environment</w:t>
       </w:r>
       <w:r>
-        <w:t xml:space="preserve">, and under</w:t>
-      </w:r>
-      <w:r>
-        <w:t xml:space="preserve"> </w:t>
-      </w:r>
-      <w:r>
-        <w:rPr>
-          <w:bCs/>
-          <w:b/>
-        </w:rPr>
-        <w:t xml:space="preserve">Check this workbook against the environment</w:t>
-      </w:r>
-      <w:r>
-        <w:t xml:space="preserve"> </w:t>
-      </w:r>
-      <w:r>
-        <w:t xml:space="preserve">pick what to compare with:</w:t>
+        <w:t xml:space="preserve">, and in the solution list pick what to compare with:</w:t>
       </w:r>
     </w:p>
     <w:p>
@@ -8519,7 +8511,10 @@
         <w:t xml:space="preserve">Default solution: the tables in this workbook</w:t>
       </w:r>
       <w:r>
-        <w:t xml:space="preserve">, which reads every table the workbook names, wherever it came from.</w:t>
+        <w:t xml:space="preserve"> </w:t>
+      </w:r>
+      <w:r>
+        <w:t xml:space="preserve">(at the top of the list), which reads every table the workbook names, wherever it came from.</w:t>
       </w:r>
     </w:p>
     <w:p>
@@ -8569,10 +8564,13 @@
           <w:bCs/>
           <w:b/>
         </w:rPr>
-        <w:t xml:space="preserve">Check</w:t>
-      </w:r>
-      <w:r>
-        <w:t xml:space="preserve">.</w:t>
+        <w:t xml:space="preserve">Check against …</w:t>
+      </w:r>
+      <w:r>
+        <w:t xml:space="preserve"> </w:t>
+      </w:r>
+      <w:r>
+        <w:t xml:space="preserve">(the button names the solution).</w:t>
       </w:r>
     </w:p>
     <w:p>
